--- a/docs/B_KyThuat_RegisterV2_DeTrongKhuVucTheBHYT.docx
+++ b/docs/B_KyThuat_RegisterV2_DeTrongKhuVucTheBHYT.docx
@@ -719,6 +719,68 @@
                 <w:szCs w:val="21"/>
               </w:rPr>
               <w:t xml:space="preserve">27/10/2026</w:t>
+            </w:r>
+          </w:p>
+        </w:tc>
+      </w:tr>
+      <w:tr>
+        <w:tc>
+          <w:tcPr>
+            <w:tcW w:type="dxa" w:w="1971"/>
+            <w:tcBorders>
+              <w:top w:val="single" w:color="808080" w:sz="4"/>
+              <w:left w:val="single" w:color="808080" w:sz="4"/>
+              <w:bottom w:val="single" w:color="808080" w:sz="4"/>
+              <w:right w:val="single" w:color="808080" w:sz="4"/>
+            </w:tcBorders>
+            <w:tcMar>
+              <w:top w:type="dxa" w:w="60"/>
+              <w:left w:type="dxa" w:w="100"/>
+              <w:bottom w:type="dxa" w:w="60"/>
+              <w:right w:type="dxa" w:w="100"/>
+            </w:tcMar>
+          </w:tcPr>
+          <w:p>
+            <w:pPr>
+              <w:spacing w:before="0" w:after="0"/>
+            </w:pPr>
+            <w:r>
+              <w:rPr>
+                <w:rFonts w:ascii="Arial" w:cs="Arial" w:eastAsia="Arial" w:hAnsi="Arial"/>
+                <w:sz w:val="21"/>
+                <w:szCs w:val="21"/>
+              </w:rPr>
+              <w:t xml:space="preserve">Cập nhật</w:t>
+            </w:r>
+          </w:p>
+        </w:tc>
+        <w:tc>
+          <w:tcPr>
+            <w:tcW w:type="dxa" w:w="7667"/>
+            <w:tcBorders>
+              <w:top w:val="single" w:color="808080" w:sz="4"/>
+              <w:left w:val="single" w:color="808080" w:sz="4"/>
+              <w:bottom w:val="single" w:color="808080" w:sz="4"/>
+              <w:right w:val="single" w:color="808080" w:sz="4"/>
+            </w:tcBorders>
+            <w:tcMar>
+              <w:top w:type="dxa" w:w="60"/>
+              <w:left w:type="dxa" w:w="100"/>
+              <w:bottom w:type="dxa" w:w="60"/>
+              <w:right w:type="dxa" w:w="100"/>
+            </w:tcMar>
+          </w:tcPr>
+          <w:p>
+            <w:pPr>
+              <w:spacing w:before="0" w:after="0"/>
+            </w:pPr>
+            <w:r>
+              <w:rPr>
+                <w:rFonts w:ascii="Arial" w:cs="Arial" w:eastAsia="Arial" w:hAnsi="Arial"/>
+                <w:sz w:val="21"/>
+                <w:szCs w:val="21"/>
+              </w:rPr>
+              <w:t xml:space="preserve">30/10/2026: cổng lỗi / thẻ không hợp lệ → để trống; thêm luồng đọc thẻ KCB; log mọi nhánh</w:t>
             </w:r>
           </w:p>
         </w:tc>
@@ -2915,7 +2977,7 @@
                 <w:sz w:val="21"/>
                 <w:szCs w:val="21"/>
               </w:rPr>
-              <w:t xml:space="preserve">Cổng lỗi / không kết nối / không bật kiểm tra thẻ (</w:t>
+              <w:t xml:space="preserve">Cổng lỗi / không kết nối (</w:t>
             </w:r>
             <w:r>
               <w:rPr>
@@ -2924,15 +2986,15 @@
                 <w:sz w:val="21"/>
                 <w:szCs w:val="21"/>
               </w:rPr>
-              <w:t xml:space="preserve">IsCheckExamHistory</w:t>
-            </w:r>
-            <w:r>
-              <w:rPr>
-                <w:rFonts w:ascii="Arial" w:cs="Arial" w:eastAsia="Arial" w:hAnsi="Arial"/>
-                <w:sz w:val="21"/>
-                <w:szCs w:val="21"/>
-              </w:rPr>
-              <w:t xml:space="preserve"> tắt)</w:t>
+              <w:t xml:space="preserve">ResultHistoryLDO = null</w:t>
+            </w:r>
+            <w:r>
+              <w:rPr>
+                <w:rFonts w:ascii="Arial" w:cs="Arial" w:eastAsia="Arial" w:hAnsi="Arial"/>
+                <w:sz w:val="21"/>
+                <w:szCs w:val="21"/>
+              </w:rPr>
+              <w:t xml:space="preserve">), hoặc cổng báo thẻ không hợp lệ (mã khác 000/003/004)</w:t>
             </w:r>
           </w:p>
         </w:tc>
@@ -2972,15 +3034,160 @@
                 <w:sz w:val="21"/>
                 <w:szCs w:val="21"/>
               </w:rPr>
-              <w:t xml:space="preserve">giữ nguyên như hiện tại</w:t>
-            </w:r>
-            <w:r>
-              <w:rPr>
-                <w:rFonts w:ascii="Arial" w:cs="Arial" w:eastAsia="Arial" w:hAnsi="Arial"/>
-                <w:sz w:val="21"/>
-                <w:szCs w:val="21"/>
-              </w:rPr>
-              <w:t xml:space="preserve"> (không làm trống)</w:t>
+              <w:t xml:space="preserve">để trống</w:t>
+            </w:r>
+            <w:r>
+              <w:rPr>
+                <w:rFonts w:ascii="Arial" w:cs="Arial" w:eastAsia="Arial" w:hAnsi="Arial"/>
+                <w:sz w:val="21"/>
+                <w:szCs w:val="21"/>
+              </w:rPr>
+              <w:t xml:space="preserve"> khu vực (chốt 30/10/2026)</w:t>
+            </w:r>
+          </w:p>
+        </w:tc>
+      </w:tr>
+      <w:tr>
+        <w:tc>
+          <w:tcPr>
+            <w:tcW w:type="dxa" w:w="700"/>
+            <w:tcBorders>
+              <w:top w:val="single" w:color="808080" w:sz="4"/>
+              <w:left w:val="single" w:color="808080" w:sz="4"/>
+              <w:bottom w:val="single" w:color="808080" w:sz="4"/>
+              <w:right w:val="single" w:color="808080" w:sz="4"/>
+            </w:tcBorders>
+            <w:tcMar>
+              <w:top w:type="dxa" w:w="60"/>
+              <w:left w:type="dxa" w:w="100"/>
+              <w:bottom w:type="dxa" w:w="60"/>
+              <w:right w:type="dxa" w:w="100"/>
+            </w:tcMar>
+          </w:tcPr>
+          <w:p>
+            <w:pPr>
+              <w:spacing w:before="0" w:after="0"/>
+            </w:pPr>
+            <w:r>
+              <w:rPr>
+                <w:rFonts w:ascii="Arial" w:cs="Arial" w:eastAsia="Arial" w:hAnsi="Arial"/>
+                <w:sz w:val="21"/>
+                <w:szCs w:val="21"/>
+              </w:rPr>
+              <w:t xml:space="preserve">5a</w:t>
+            </w:r>
+          </w:p>
+        </w:tc>
+        <w:tc>
+          <w:tcPr>
+            <w:tcW w:type="dxa" w:w="4685"/>
+            <w:tcBorders>
+              <w:top w:val="single" w:color="808080" w:sz="4"/>
+              <w:left w:val="single" w:color="808080" w:sz="4"/>
+              <w:bottom w:val="single" w:color="808080" w:sz="4"/>
+              <w:right w:val="single" w:color="808080" w:sz="4"/>
+            </w:tcBorders>
+            <w:tcMar>
+              <w:top w:type="dxa" w:w="60"/>
+              <w:left w:type="dxa" w:w="100"/>
+              <w:bottom w:type="dxa" w:w="60"/>
+              <w:right w:type="dxa" w:w="100"/>
+            </w:tcMar>
+          </w:tcPr>
+          <w:p>
+            <w:pPr>
+              <w:spacing w:before="0" w:after="0"/>
+            </w:pPr>
+            <w:r>
+              <w:rPr>
+                <w:rFonts w:ascii="Arial" w:cs="Arial" w:eastAsia="Arial" w:hAnsi="Arial"/>
+                <w:sz w:val="21"/>
+                <w:szCs w:val="21"/>
+              </w:rPr>
+              <w:t xml:space="preserve">Không gọi cổng: </w:t>
+            </w:r>
+            <w:r>
+              <w:rPr>
+                <w:rFonts w:ascii="Consolas" w:cs="Consolas" w:eastAsia="Consolas" w:hAnsi="Consolas"/>
+                <w:color w:val="1F4E79"/>
+                <w:sz w:val="21"/>
+                <w:szCs w:val="21"/>
+              </w:rPr>
+              <w:t xml:space="preserve">IsCheckExamHistory</w:t>
+            </w:r>
+            <w:r>
+              <w:rPr>
+                <w:rFonts w:ascii="Arial" w:cs="Arial" w:eastAsia="Arial" w:hAnsi="Arial"/>
+                <w:sz w:val="21"/>
+                <w:szCs w:val="21"/>
+              </w:rPr>
+              <w:t xml:space="preserve"> tắt, thiếu dữ liệu thẻ, chưa cấu hình tài khoản cổng (</w:t>
+            </w:r>
+            <w:r>
+              <w:rPr>
+                <w:rFonts w:ascii="Consolas" w:cs="Consolas" w:eastAsia="Consolas" w:hAnsi="Consolas"/>
+                <w:color w:val="1F4E79"/>
+                <w:sz w:val="21"/>
+                <w:szCs w:val="21"/>
+              </w:rPr>
+              <w:t xml:space="preserve">ResultDataADO = null</w:t>
+            </w:r>
+            <w:r>
+              <w:rPr>
+                <w:rFonts w:ascii="Arial" w:cs="Arial" w:eastAsia="Arial" w:hAnsi="Arial"/>
+                <w:sz w:val="21"/>
+                <w:szCs w:val="21"/>
+              </w:rPr>
+              <w:t xml:space="preserve">), thẻ thuộc whitelist không kiểm tra trên cổng (mã nội bộ </w:t>
+            </w:r>
+            <w:r>
+              <w:rPr>
+                <w:rFonts w:ascii="Consolas" w:cs="Consolas" w:eastAsia="Consolas" w:hAnsi="Consolas"/>
+                <w:color w:val="1F4E79"/>
+                <w:sz w:val="21"/>
+                <w:szCs w:val="21"/>
+              </w:rPr>
+              <w:t xml:space="preserve">9999</w:t>
+            </w:r>
+            <w:r>
+              <w:rPr>
+                <w:rFonts w:ascii="Arial" w:cs="Arial" w:eastAsia="Arial" w:hAnsi="Arial"/>
+                <w:sz w:val="21"/>
+                <w:szCs w:val="21"/>
+              </w:rPr>
+              <w:t xml:space="preserve">)</w:t>
+            </w:r>
+          </w:p>
+        </w:tc>
+        <w:tc>
+          <w:tcPr>
+            <w:tcW w:type="dxa" w:w="4253"/>
+            <w:tcBorders>
+              <w:top w:val="single" w:color="808080" w:sz="4"/>
+              <w:left w:val="single" w:color="808080" w:sz="4"/>
+              <w:bottom w:val="single" w:color="808080" w:sz="4"/>
+              <w:right w:val="single" w:color="808080" w:sz="4"/>
+            </w:tcBorders>
+            <w:tcMar>
+              <w:top w:type="dxa" w:w="60"/>
+              <w:left w:type="dxa" w:w="100"/>
+              <w:bottom w:type="dxa" w:w="60"/>
+              <w:right w:type="dxa" w:w="100"/>
+            </w:tcMar>
+          </w:tcPr>
+          <w:p>
+            <w:pPr>
+              <w:spacing w:before="0" w:after="0"/>
+            </w:pPr>
+            <w:r>
+              <w:rPr>
+                <w:rFonts w:ascii="Arial" w:cs="Arial" w:eastAsia="Arial" w:hAnsi="Arial"/>
+                <w:b/>
+                <w:bCs/>
+                <w:sz w:val="21"/>
+                <w:szCs w:val="21"/>
+              </w:rPr>
+              <w:t xml:space="preserve">Giữ nguyên như hiện tại</w:t>
             </w:r>
           </w:p>
         </w:tc>
@@ -3107,7 +3314,7 @@
           <w:i/>
           <w:iCs/>
         </w:rPr>
-        <w:t xml:space="preserve"> khi cấu hình bật và cổng đã trả thông tin thẻ → khu vực = </w:t>
+        <w:t xml:space="preserve"> khi cấu hình bật và phần mềm đã gọi cổng → khu vực = </w:t>
       </w:r>
       <w:r>
         <w:rPr>
@@ -3126,7 +3333,7 @@
           <w:i/>
           <w:iCs/>
         </w:rPr>
-        <w:t xml:space="preserve"> của cổng (rỗng thì để trống). Khu vực </w:t>
+        <w:t xml:space="preserve"> của cổng nếu cổng xác nhận được thẻ (rỗng thì để trống); cổng lỗi hoặc thẻ không hợp lệ → để trống. Khu vực </w:t>
       </w:r>
       <w:r>
         <w:rPr>
@@ -3215,7 +3422,7 @@
           <w:sz w:val="17"/>
           <w:szCs w:val="17"/>
         </w:rPr>
-        <w:t xml:space="preserve">CheckTTFull → HeinGOVManager.Check (không đổi)</w:t>
+        <w:t xml:space="preserve">CheckTTFull / tìm BN cũ (UCPatientRaw) → HeinGOVManager.Check (không đổi)</w:t>
       </w:r>
     </w:p>
     <w:p>
@@ -3229,7 +3436,7 @@
           <w:sz w:val="17"/>
           <w:szCs w:val="17"/>
         </w:rPr>
-        <w:t xml:space="preserve">  └─ CheckTTProcessResultData</w:t>
+        <w:t xml:space="preserve">  └─ CheckTTProcessResultData(heinCard, focus, ischeckChange)     [UCRegister__CheckHeinGOV.cs]</w:t>
       </w:r>
     </w:p>
     <w:p>
@@ -3243,7 +3450,7 @@
           <w:sz w:val="17"/>
           <w:szCs w:val="17"/>
         </w:rPr>
-        <w:t xml:space="preserve">       └─ [MỚI] ProcessLiveAreaByGovResult()</w:t>
+        <w:t xml:space="preserve">       └─ [MỚI] ProcessLiveAreaByGovResult(ucPatientRaw1.ResultDataADO)   // NGOÀI khối ResultHistoryLDO != null</w:t>
       </w:r>
     </w:p>
     <w:p>
@@ -3257,7 +3464,7 @@
           <w:sz w:val="17"/>
           <w:szCs w:val="17"/>
         </w:rPr>
-        <w:t xml:space="preserve">            IF   cấu hình = 1</w:t>
+        <w:t xml:space="preserve">Đọc thẻ KCB (ProcessPatientCodeKeydown) → HeinGOVManager.Check</w:t>
       </w:r>
     </w:p>
     <w:p>
@@ -3271,7 +3478,7 @@
           <w:sz w:val="17"/>
           <w:szCs w:val="17"/>
         </w:rPr>
-        <w:t xml:space="preserve">             AND đối tượng đang chọn dùng thẻ BHYT (BHYT / Quân nhân)</w:t>
+        <w:t xml:space="preserve">  └─ CheckTTProcessResultData(heinCard)                           [UCRegister__Load.cs]</w:t>
       </w:r>
     </w:p>
     <w:p>
@@ -3285,7 +3492,7 @@
           <w:sz w:val="17"/>
           <w:szCs w:val="17"/>
         </w:rPr>
-        <w:t xml:space="preserve">             AND ResultHistoryLDO != null</w:t>
+        <w:t xml:space="preserve">       └─ [MỚI] ProcessLiveAreaByGovResult(this.ResultDataADO)</w:t>
       </w:r>
     </w:p>
     <w:p>
@@ -3299,7 +3506,7 @@
           <w:sz w:val="17"/>
           <w:szCs w:val="17"/>
         </w:rPr>
-        <w:t xml:space="preserve">             AND maKetQua ∈ {000, 003, 004}     // cổng xác nhận được thẻ</w:t>
+        <w:t xml:space="preserve"> </w:t>
       </w:r>
     </w:p>
     <w:p>
@@ -3313,7 +3520,7 @@
           <w:sz w:val="17"/>
           <w:szCs w:val="17"/>
         </w:rPr>
-        <w:t xml:space="preserve">            THEN liveArea = maKV (rỗng → null)</w:t>
+        <w:t xml:space="preserve">ProcessLiveAreaByGovResult(rs):</w:t>
       </w:r>
     </w:p>
     <w:p>
@@ -3327,7 +3534,77 @@
           <w:sz w:val="17"/>
           <w:szCs w:val="17"/>
         </w:rPr>
-        <w:t xml:space="preserve">                 ucHeinInfo1.SetLiveAreaCode(liveArea)   // gán ô + tính lại tuyến</w:t>
+        <w:t xml:space="preserve">  IF cấu hình ≠ 1 OR đối tượng không dùng thẻ     → log, bỏ qua</w:t>
+      </w:r>
+    </w:p>
+    <w:p>
+      <w:pPr>
+        <w:shd w:fill="F2F2F2" w:color="auto" w:val="clear"/>
+        <w:spacing w:before="0" w:after="0" w:line="240"/>
+      </w:pPr>
+      <w:r>
+        <w:rPr>
+          <w:rFonts w:ascii="Consolas" w:cs="Consolas" w:eastAsia="Consolas" w:hAnsi="Consolas"/>
+          <w:sz w:val="17"/>
+          <w:szCs w:val="17"/>
+        </w:rPr>
+        <w:t xml:space="preserve">  IF rs == null                                   → log, giữ nguyên   // không gọi cổng</w:t>
+      </w:r>
+    </w:p>
+    <w:p>
+      <w:pPr>
+        <w:shd w:fill="F2F2F2" w:color="auto" w:val="clear"/>
+        <w:spacing w:before="0" w:after="0" w:line="240"/>
+      </w:pPr>
+      <w:r>
+        <w:rPr>
+          <w:rFonts w:ascii="Consolas" w:cs="Consolas" w:eastAsia="Consolas" w:hAnsi="Consolas"/>
+          <w:sz w:val="17"/>
+          <w:szCs w:val="17"/>
+        </w:rPr>
+        <w:t xml:space="preserve">  IF rs.ResultHistoryLDO.maKetQua == "9999"       → log, giữ nguyên   // whitelist không kiểm tra cổng</w:t>
+      </w:r>
+    </w:p>
+    <w:p>
+      <w:pPr>
+        <w:shd w:fill="F2F2F2" w:color="auto" w:val="clear"/>
+        <w:spacing w:before="0" w:after="0" w:line="240"/>
+      </w:pPr>
+      <w:r>
+        <w:rPr>
+          <w:rFonts w:ascii="Consolas" w:cs="Consolas" w:eastAsia="Consolas" w:hAnsi="Consolas"/>
+          <w:sz w:val="17"/>
+          <w:szCs w:val="17"/>
+        </w:rPr>
+        <w:t xml:space="preserve">  liveArea = maKetQua ∈ {000, 003, 004} ? maKV (rỗng → null) : null   // cổng lỗi (LDO null) / thẻ không hợp lệ → null</w:t>
+      </w:r>
+    </w:p>
+    <w:p>
+      <w:pPr>
+        <w:shd w:fill="F2F2F2" w:color="auto" w:val="clear"/>
+        <w:spacing w:before="0" w:after="0" w:line="240"/>
+      </w:pPr>
+      <w:r>
+        <w:rPr>
+          <w:rFonts w:ascii="Consolas" w:cs="Consolas" w:eastAsia="Consolas" w:hAnsi="Consolas"/>
+          <w:sz w:val="17"/>
+          <w:szCs w:val="17"/>
+        </w:rPr>
+        <w:t xml:space="preserve">  ucHeinInfo1.SetLiveAreaCode(liveArea)          // gán ô + tính lại tuyến</w:t>
+      </w:r>
+    </w:p>
+    <w:p>
+      <w:pPr>
+        <w:shd w:fill="F2F2F2" w:color="auto" w:val="clear"/>
+        <w:spacing w:before="0" w:after="0" w:line="240"/>
+      </w:pPr>
+      <w:r>
+        <w:rPr>
+          <w:rFonts w:ascii="Consolas" w:cs="Consolas" w:eastAsia="Consolas" w:hAnsi="Consolas"/>
+          <w:sz w:val="17"/>
+          <w:szCs w:val="17"/>
+        </w:rPr>
+        <w:t xml:space="preserve">  rs.HeinCardData.LiveAreaCode = liveArea</w:t>
       </w:r>
     </w:p>
     <w:p>
@@ -3341,7 +3618,7 @@
           <w:sz w:val="17"/>
           <w:szCs w:val="17"/>
         </w:rPr>
-        <w:t xml:space="preserve">                 ResultDataADO.HeinCardData.LiveAreaCode = liveArea</w:t>
+        <w:t xml:space="preserve">  log Info resultCode, liveAreaCode</w:t>
       </w:r>
     </w:p>
     <w:p>
@@ -3401,7 +3678,22 @@
         <w:rPr>
           <w:rFonts w:ascii="Arial" w:cs="Arial" w:eastAsia="Arial" w:hAnsi="Arial"/>
         </w:rPr>
-        <w:t xml:space="preserve">Áp dụng cho mọi luồng kiểm tra thẻ của RegisterV2 (gõ số thẻ, quét QR BHYT, quét CCCD, tự chuyển đối tượng BHYT) vì tất cả đều đi qua </w:t>
+        <w:t xml:space="preserve">Áp dụng cho mọi luồng kiểm tra thẻ của RegisterV2: gõ số thẻ, quét QR BHYT, quét CCCD, tìm BN cũ, tự chuyển đối tượng BHYT (overload 3 tham số) và đọc thẻ KCB (overload 1 tham số).</w:t>
+      </w:r>
+    </w:p>
+    <w:p>
+      <w:pPr>
+        <w:pStyle w:val="ListParagraph"/>
+        <w:numPr>
+          <w:ilvl w:val="0"/>
+          <w:numId w:val="2"/>
+        </w:numPr>
+      </w:pPr>
+      <w:r>
+        <w:rPr>
+          <w:rFonts w:ascii="Arial" w:cs="Arial" w:eastAsia="Arial" w:hAnsi="Arial"/>
+        </w:rPr>
+        <w:t xml:space="preserve">Phân biệt cổng lỗi với không gọi cổng: khi gọi cổng bị exception, </w:t>
       </w:r>
       <w:r>
         <w:rPr>
@@ -3410,7 +3702,52 @@
           <w:sz w:val="19"/>
           <w:szCs w:val="19"/>
         </w:rPr>
-        <w:t xml:space="preserve">CheckTTFull</w:t>
+        <w:t xml:space="preserve">HeinGOVManager.Check</w:t>
+      </w:r>
+      <w:r>
+        <w:rPr>
+          <w:rFonts w:ascii="Arial" w:cs="Arial" w:eastAsia="Arial" w:hAnsi="Arial"/>
+        </w:rPr>
+        <w:t xml:space="preserve"> vẫn trả </w:t>
+      </w:r>
+      <w:r>
+        <w:rPr>
+          <w:rFonts w:ascii="Consolas" w:cs="Consolas" w:eastAsia="Consolas" w:hAnsi="Consolas"/>
+          <w:color w:val="1F4E79"/>
+          <w:sz w:val="19"/>
+          <w:szCs w:val="19"/>
+        </w:rPr>
+        <w:t xml:space="preserve">ResultDataADO</w:t>
+      </w:r>
+      <w:r>
+        <w:rPr>
+          <w:rFonts w:ascii="Arial" w:cs="Arial" w:eastAsia="Arial" w:hAnsi="Arial"/>
+        </w:rPr>
+        <w:t xml:space="preserve"> nhưng </w:t>
+      </w:r>
+      <w:r>
+        <w:rPr>
+          <w:rFonts w:ascii="Consolas" w:cs="Consolas" w:eastAsia="Consolas" w:hAnsi="Consolas"/>
+          <w:color w:val="1F4E79"/>
+          <w:sz w:val="19"/>
+          <w:szCs w:val="19"/>
+        </w:rPr>
+        <w:t xml:space="preserve">ResultHistoryLDO = null</w:t>
+      </w:r>
+      <w:r>
+        <w:rPr>
+          <w:rFonts w:ascii="Arial" w:cs="Arial" w:eastAsia="Arial" w:hAnsi="Arial"/>
+        </w:rPr>
+        <w:t xml:space="preserve">; khi không gọi cổng thì trả </w:t>
+      </w:r>
+      <w:r>
+        <w:rPr>
+          <w:rFonts w:ascii="Consolas" w:cs="Consolas" w:eastAsia="Consolas" w:hAnsi="Consolas"/>
+          <w:color w:val="1F4E79"/>
+          <w:sz w:val="19"/>
+          <w:szCs w:val="19"/>
+        </w:rPr>
+        <w:t xml:space="preserve">null</w:t>
       </w:r>
       <w:r>
         <w:rPr>
@@ -4045,7 +4382,7 @@
           <w:sz w:val="17"/>
           <w:szCs w:val="17"/>
         </w:rPr>
-        <w:t xml:space="preserve">Chỉ áp dụng khi cổng BHXH trả về thông tin thẻ. Cổng lỗi hoặc không kết nối được thì giữ nguyên như hiện tại.</w:t>
+        <w:t xml:space="preserve">Không áp dụng khi phần mềm không tra cứu cổng (tắt kiểm tra thẻ qua cổng, đầu thẻ thuộc danh mục không kiểm tra trên cổng). Cổng lỗi / không kết nối được / báo thẻ không hợp lệ thì để trống khu vực.</w:t>
       </w:r>
     </w:p>
     <w:p>
@@ -4981,6 +5318,133 @@
                 <w:sz w:val="21"/>
                 <w:szCs w:val="21"/>
               </w:rPr>
+              <w:t xml:space="preserve">2a</w:t>
+            </w:r>
+          </w:p>
+        </w:tc>
+        <w:tc>
+          <w:tcPr>
+            <w:tcW w:type="dxa" w:w="4685"/>
+            <w:tcBorders>
+              <w:top w:val="single" w:color="808080" w:sz="4"/>
+              <w:left w:val="single" w:color="808080" w:sz="4"/>
+              <w:bottom w:val="single" w:color="808080" w:sz="4"/>
+              <w:right w:val="single" w:color="808080" w:sz="4"/>
+            </w:tcBorders>
+            <w:tcMar>
+              <w:top w:type="dxa" w:w="60"/>
+              <w:left w:type="dxa" w:w="100"/>
+              <w:bottom w:type="dxa" w:w="60"/>
+              <w:right w:type="dxa" w:w="100"/>
+            </w:tcMar>
+          </w:tcPr>
+          <w:p>
+            <w:pPr>
+              <w:spacing w:before="0" w:after="0"/>
+            </w:pPr>
+            <w:r>
+              <w:rPr>
+                <w:rFonts w:ascii="Consolas" w:cs="Consolas" w:eastAsia="Consolas" w:hAnsi="Consolas"/>
+                <w:color w:val="1F4E79"/>
+                <w:sz w:val="21"/>
+                <w:szCs w:val="21"/>
+              </w:rPr>
+              <w:t xml:space="preserve">HIS/Plugins/HIS.Desktop.Plugins.RegisterV2/RunV3/UCRegister__Load.cs</w:t>
+            </w:r>
+          </w:p>
+        </w:tc>
+        <w:tc>
+          <w:tcPr>
+            <w:tcW w:type="dxa" w:w="4253"/>
+            <w:tcBorders>
+              <w:top w:val="single" w:color="808080" w:sz="4"/>
+              <w:left w:val="single" w:color="808080" w:sz="4"/>
+              <w:bottom w:val="single" w:color="808080" w:sz="4"/>
+              <w:right w:val="single" w:color="808080" w:sz="4"/>
+            </w:tcBorders>
+            <w:tcMar>
+              <w:top w:type="dxa" w:w="60"/>
+              <w:left w:type="dxa" w:w="100"/>
+              <w:bottom w:type="dxa" w:w="60"/>
+              <w:right w:type="dxa" w:w="100"/>
+            </w:tcMar>
+          </w:tcPr>
+          <w:p>
+            <w:pPr>
+              <w:spacing w:before="0" w:after="0"/>
+            </w:pPr>
+            <w:r>
+              <w:rPr>
+                <w:rFonts w:ascii="Arial" w:cs="Arial" w:eastAsia="Arial" w:hAnsi="Arial"/>
+                <w:sz w:val="21"/>
+                <w:szCs w:val="21"/>
+              </w:rPr>
+              <w:t xml:space="preserve">(30/10) Gọi </w:t>
+            </w:r>
+            <w:r>
+              <w:rPr>
+                <w:rFonts w:ascii="Consolas" w:cs="Consolas" w:eastAsia="Consolas" w:hAnsi="Consolas"/>
+                <w:color w:val="1F4E79"/>
+                <w:sz w:val="21"/>
+                <w:szCs w:val="21"/>
+              </w:rPr>
+              <w:t xml:space="preserve">ProcessLiveAreaByGovResult(this.ResultDataADO)</w:t>
+            </w:r>
+            <w:r>
+              <w:rPr>
+                <w:rFonts w:ascii="Arial" w:cs="Arial" w:eastAsia="Arial" w:hAnsi="Arial"/>
+                <w:sz w:val="21"/>
+                <w:szCs w:val="21"/>
+              </w:rPr>
+              <w:t xml:space="preserve"> cuối overload </w:t>
+            </w:r>
+            <w:r>
+              <w:rPr>
+                <w:rFonts w:ascii="Consolas" w:cs="Consolas" w:eastAsia="Consolas" w:hAnsi="Consolas"/>
+                <w:color w:val="1F4E79"/>
+                <w:sz w:val="21"/>
+                <w:szCs w:val="21"/>
+              </w:rPr>
+              <w:t xml:space="preserve">CheckTTProcessResultData(HeinCardData)</w:t>
+            </w:r>
+            <w:r>
+              <w:rPr>
+                <w:rFonts w:ascii="Arial" w:cs="Arial" w:eastAsia="Arial" w:hAnsi="Arial"/>
+                <w:sz w:val="21"/>
+                <w:szCs w:val="21"/>
+              </w:rPr>
+              <w:t xml:space="preserve"> — luồng đọc thẻ KCB</w:t>
+            </w:r>
+          </w:p>
+        </w:tc>
+      </w:tr>
+      <w:tr>
+        <w:tc>
+          <w:tcPr>
+            <w:tcW w:type="dxa" w:w="700"/>
+            <w:tcBorders>
+              <w:top w:val="single" w:color="808080" w:sz="4"/>
+              <w:left w:val="single" w:color="808080" w:sz="4"/>
+              <w:bottom w:val="single" w:color="808080" w:sz="4"/>
+              <w:right w:val="single" w:color="808080" w:sz="4"/>
+            </w:tcBorders>
+            <w:tcMar>
+              <w:top w:type="dxa" w:w="60"/>
+              <w:left w:type="dxa" w:w="100"/>
+              <w:bottom w:type="dxa" w:w="60"/>
+              <w:right w:type="dxa" w:w="100"/>
+            </w:tcMar>
+          </w:tcPr>
+          <w:p>
+            <w:pPr>
+              <w:spacing w:before="0" w:after="0"/>
+            </w:pPr>
+            <w:r>
+              <w:rPr>
+                <w:rFonts w:ascii="Arial" w:cs="Arial" w:eastAsia="Arial" w:hAnsi="Arial"/>
+                <w:sz w:val="21"/>
+                <w:szCs w:val="21"/>
+              </w:rPr>
               <w:t xml:space="preserve">3</w:t>
             </w:r>
           </w:p>
@@ -5301,7 +5765,7 @@
           <w:b/>
           <w:bCs/>
         </w:rPr>
-        <w:t xml:space="preserve">Phác thảo</w:t>
+        <w:t xml:space="preserve">Code hiện tại</w:t>
       </w:r>
       <w:r>
         <w:rPr>
@@ -5350,7 +5814,7 @@
           <w:sz w:val="17"/>
           <w:szCs w:val="17"/>
         </w:rPr>
-        <w:t xml:space="preserve">/// Live area is taken only from BHXH gateway result when config</w:t>
+        <w:t xml:space="preserve">/// Khoa IsClearLiveAreaWhenCheckHeinCardOldTreatment = 1: khu vuc CHI lay theo ket qua cong BHXH,</w:t>
       </w:r>
     </w:p>
     <w:p>
@@ -5364,7 +5828,7 @@
           <w:sz w:val="17"/>
           <w:szCs w:val="17"/>
         </w:rPr>
-        <w:t xml:space="preserve">/// IsClearLiveAreaWhenCheckHeinCardOldTreatment = 1 (empty maKV =&gt; clear area copied from previous treatment).</w:t>
+        <w:t xml:space="preserve">/// khong giu khu vuc cua dot dieu tri cu.</w:t>
       </w:r>
     </w:p>
     <w:p>
@@ -5378,7 +5842,7 @@
           <w:sz w:val="17"/>
           <w:szCs w:val="17"/>
         </w:rPr>
-        <w:t xml:space="preserve">/// &lt;/summary&gt;</w:t>
+        <w:t xml:space="preserve">/// - Cong xac nhan duoc the (000/003/004): khu vuc = maKV (rong =&gt; de trong).</w:t>
       </w:r>
     </w:p>
     <w:p>
@@ -5392,7 +5856,7 @@
           <w:sz w:val="17"/>
           <w:szCs w:val="17"/>
         </w:rPr>
-        <w:t xml:space="preserve">private void ProcessLiveAreaByGovResult()</w:t>
+        <w:t xml:space="preserve">/// - Cong loi / mat ket noi (ResultHistoryLDO = null) hoac cong bao the khong hop le: de trong khu vuc.</w:t>
       </w:r>
     </w:p>
     <w:p>
@@ -5406,7 +5870,7 @@
           <w:sz w:val="17"/>
           <w:szCs w:val="17"/>
         </w:rPr>
-        <w:t xml:space="preserve">{</w:t>
+        <w:t xml:space="preserve">/// - The thuoc danh muc khong kiem tra tren cong (9999) hoac khong goi cong (resultDataADO = null): giu nguyen.</w:t>
       </w:r>
     </w:p>
     <w:p>
@@ -5420,7 +5884,7 @@
           <w:sz w:val="17"/>
           <w:szCs w:val="17"/>
         </w:rPr>
-        <w:t xml:space="preserve">    try</w:t>
+        <w:t xml:space="preserve">/// Khoa tat =&gt; khong lam gi (giu nguyen luong cu).</w:t>
       </w:r>
     </w:p>
     <w:p>
@@ -5434,7 +5898,7 @@
           <w:sz w:val="17"/>
           <w:szCs w:val="17"/>
         </w:rPr>
-        <w:t xml:space="preserve">    {</w:t>
+        <w:t xml:space="preserve">/// Tham chieu: docs/B_KyThuat_RegisterV2_DeTrongKhuVucTheBHYT.md</w:t>
       </w:r>
     </w:p>
     <w:p>
@@ -5448,7 +5912,7 @@
           <w:sz w:val="17"/>
           <w:szCs w:val="17"/>
         </w:rPr>
-        <w:t xml:space="preserve">        if (!HisConfigCFG.IsClearLiveAreaWhenCheckHeinCardOldTreatment()) return;</w:t>
+        <w:t xml:space="preserve">/// &lt;/summary&gt;</w:t>
       </w:r>
     </w:p>
     <w:p>
@@ -5462,7 +5926,7 @@
           <w:sz w:val="17"/>
           <w:szCs w:val="17"/>
         </w:rPr>
-        <w:t xml:space="preserve">        if (!IsPatientTypeUsingHeinInfo() || this.ucHeinInfo1 == null) return;</w:t>
+        <w:t xml:space="preserve">private void ProcessLiveAreaByGovResult(ResultDataADO resultDataADO)</w:t>
       </w:r>
     </w:p>
     <w:p>
@@ -5476,7 +5940,7 @@
           <w:sz w:val="17"/>
           <w:szCs w:val="17"/>
         </w:rPr>
-        <w:t xml:space="preserve"> </w:t>
+        <w:t xml:space="preserve">{</w:t>
       </w:r>
     </w:p>
     <w:p>
@@ -5490,7 +5954,7 @@
           <w:sz w:val="17"/>
           <w:szCs w:val="17"/>
         </w:rPr>
-        <w:t xml:space="preserve">        var resultDataADO = this.ucPatientRaw1.ResultDataADO;</w:t>
+        <w:t xml:space="preserve">    try</w:t>
       </w:r>
     </w:p>
     <w:p>
@@ -5504,7 +5968,7 @@
           <w:sz w:val="17"/>
           <w:szCs w:val="17"/>
         </w:rPr>
-        <w:t xml:space="preserve">        if (resultDataADO == null || resultDataADO.ResultHistoryLDO == null) return;</w:t>
+        <w:t xml:space="preserve">    {</w:t>
       </w:r>
     </w:p>
     <w:p>
@@ -5518,7 +5982,7 @@
           <w:sz w:val="17"/>
           <w:szCs w:val="17"/>
         </w:rPr>
-        <w:t xml:space="preserve">        if (!IsGovResultHasCardInfo(resultDataADO.ResultHistoryLDO.maKetQua)) return;</w:t>
+        <w:t xml:space="preserve">        bool isEnabled = Config.HisConfigCFG.IsClearLiveAreaWhenCheckHeinCardOldTreatment();</w:t>
       </w:r>
     </w:p>
     <w:p>
@@ -5532,7 +5996,7 @@
           <w:sz w:val="17"/>
           <w:szCs w:val="17"/>
         </w:rPr>
-        <w:t xml:space="preserve"> </w:t>
+        <w:t xml:space="preserve">        bool isUsingHeinInfo = IsPatientTypeUsingHeinInfo();</w:t>
       </w:r>
     </w:p>
     <w:p>
@@ -5546,7 +6010,7 @@
           <w:sz w:val="17"/>
           <w:szCs w:val="17"/>
         </w:rPr>
-        <w:t xml:space="preserve">        string liveAreaCode = String.IsNullOrWhiteSpace(resultDataADO.ResultHistoryLDO.maKV)</w:t>
+        <w:t xml:space="preserve">        if (!isEnabled || this.ucHeinInfo1 == null || !isUsingHeinInfo)</w:t>
       </w:r>
     </w:p>
     <w:p>
@@ -5560,7 +6024,7 @@
           <w:sz w:val="17"/>
           <w:szCs w:val="17"/>
         </w:rPr>
-        <w:t xml:space="preserve">            ? null : resultDataADO.ResultHistoryLDO.maKV.Trim();</w:t>
+        <w:t xml:space="preserve">        {</w:t>
       </w:r>
     </w:p>
     <w:p>
@@ -5574,7 +6038,7 @@
           <w:sz w:val="17"/>
           <w:szCs w:val="17"/>
         </w:rPr>
-        <w:t xml:space="preserve"> </w:t>
+        <w:t xml:space="preserve">            Inventec.Common.Logging.LogSystem.Info("ProcessLiveAreaByGovResult: bo qua."</w:t>
       </w:r>
     </w:p>
     <w:p>
@@ -5588,7 +6052,7 @@
           <w:sz w:val="17"/>
           <w:szCs w:val="17"/>
         </w:rPr>
-        <w:t xml:space="preserve">        this.ucHeinInfo1.SetLiveAreaCode(liveAreaCode);</w:t>
+        <w:t xml:space="preserve">                + Inventec.Common.Logging.LogUtil.TraceData(Inventec.Common.Logging.LogUtil.GetMemberName(() =&gt; isEnabled), isEnabled)</w:t>
       </w:r>
     </w:p>
     <w:p>
@@ -5602,7 +6066,7 @@
           <w:sz w:val="17"/>
           <w:szCs w:val="17"/>
         </w:rPr>
-        <w:t xml:space="preserve">        if (resultDataADO.HeinCardData != null)</w:t>
+        <w:t xml:space="preserve">                + Inventec.Common.Logging.LogUtil.TraceData(Inventec.Common.Logging.LogUtil.GetMemberName(() =&gt; isUsingHeinInfo), isUsingHeinInfo));</w:t>
       </w:r>
     </w:p>
     <w:p>
@@ -5616,7 +6080,7 @@
           <w:sz w:val="17"/>
           <w:szCs w:val="17"/>
         </w:rPr>
-        <w:t xml:space="preserve">            resultDataADO.HeinCardData.LiveAreaCode = liveAreaCode;</w:t>
+        <w:t xml:space="preserve">            return;</w:t>
       </w:r>
     </w:p>
     <w:p>
@@ -5630,7 +6094,7 @@
           <w:sz w:val="17"/>
           <w:szCs w:val="17"/>
         </w:rPr>
-        <w:t xml:space="preserve"> </w:t>
+        <w:t xml:space="preserve">        }</w:t>
       </w:r>
     </w:p>
     <w:p>
@@ -5644,7 +6108,399 @@
           <w:sz w:val="17"/>
           <w:szCs w:val="17"/>
         </w:rPr>
-        <w:t xml:space="preserve">        Inventec.Common.Logging.LogSystem.Info("ProcessLiveAreaByGovResult: khu vuc lay theo ket qua cong BHXH."</w:t>
+        <w:t xml:space="preserve"> </w:t>
+      </w:r>
+    </w:p>
+    <w:p>
+      <w:pPr>
+        <w:shd w:fill="F2F2F2" w:color="auto" w:val="clear"/>
+        <w:spacing w:before="0" w:after="0" w:line="240"/>
+      </w:pPr>
+      <w:r>
+        <w:rPr>
+          <w:rFonts w:ascii="Consolas" w:cs="Consolas" w:eastAsia="Consolas" w:hAnsi="Consolas"/>
+          <w:sz w:val="17"/>
+          <w:szCs w:val="17"/>
+        </w:rPr>
+        <w:t xml:space="preserve">        if (resultDataADO == null)</w:t>
+      </w:r>
+    </w:p>
+    <w:p>
+      <w:pPr>
+        <w:shd w:fill="F2F2F2" w:color="auto" w:val="clear"/>
+        <w:spacing w:before="0" w:after="0" w:line="240"/>
+      </w:pPr>
+      <w:r>
+        <w:rPr>
+          <w:rFonts w:ascii="Consolas" w:cs="Consolas" w:eastAsia="Consolas" w:hAnsi="Consolas"/>
+          <w:sz w:val="17"/>
+          <w:szCs w:val="17"/>
+        </w:rPr>
+        <w:t xml:space="preserve">        {</w:t>
+      </w:r>
+    </w:p>
+    <w:p>
+      <w:pPr>
+        <w:shd w:fill="F2F2F2" w:color="auto" w:val="clear"/>
+        <w:spacing w:before="0" w:after="0" w:line="240"/>
+      </w:pPr>
+      <w:r>
+        <w:rPr>
+          <w:rFonts w:ascii="Consolas" w:cs="Consolas" w:eastAsia="Consolas" w:hAnsi="Consolas"/>
+          <w:sz w:val="17"/>
+          <w:szCs w:val="17"/>
+        </w:rPr>
+        <w:t xml:space="preserve">            Inventec.Common.Logging.LogSystem.Info("ProcessLiveAreaByGovResult: khong goi cong BHXH =&gt; giu nguyen khu vuc.");</w:t>
+      </w:r>
+    </w:p>
+    <w:p>
+      <w:pPr>
+        <w:shd w:fill="F2F2F2" w:color="auto" w:val="clear"/>
+        <w:spacing w:before="0" w:after="0" w:line="240"/>
+      </w:pPr>
+      <w:r>
+        <w:rPr>
+          <w:rFonts w:ascii="Consolas" w:cs="Consolas" w:eastAsia="Consolas" w:hAnsi="Consolas"/>
+          <w:sz w:val="17"/>
+          <w:szCs w:val="17"/>
+        </w:rPr>
+        <w:t xml:space="preserve">            return;</w:t>
+      </w:r>
+    </w:p>
+    <w:p>
+      <w:pPr>
+        <w:shd w:fill="F2F2F2" w:color="auto" w:val="clear"/>
+        <w:spacing w:before="0" w:after="0" w:line="240"/>
+      </w:pPr>
+      <w:r>
+        <w:rPr>
+          <w:rFonts w:ascii="Consolas" w:cs="Consolas" w:eastAsia="Consolas" w:hAnsi="Consolas"/>
+          <w:sz w:val="17"/>
+          <w:szCs w:val="17"/>
+        </w:rPr>
+        <w:t xml:space="preserve">        }</w:t>
+      </w:r>
+    </w:p>
+    <w:p>
+      <w:pPr>
+        <w:shd w:fill="F2F2F2" w:color="auto" w:val="clear"/>
+        <w:spacing w:before="0" w:after="0" w:line="240"/>
+      </w:pPr>
+      <w:r>
+        <w:rPr>
+          <w:rFonts w:ascii="Consolas" w:cs="Consolas" w:eastAsia="Consolas" w:hAnsi="Consolas"/>
+          <w:sz w:val="17"/>
+          <w:szCs w:val="17"/>
+        </w:rPr>
+        <w:t xml:space="preserve"> </w:t>
+      </w:r>
+    </w:p>
+    <w:p>
+      <w:pPr>
+        <w:shd w:fill="F2F2F2" w:color="auto" w:val="clear"/>
+        <w:spacing w:before="0" w:after="0" w:line="240"/>
+      </w:pPr>
+      <w:r>
+        <w:rPr>
+          <w:rFonts w:ascii="Consolas" w:cs="Consolas" w:eastAsia="Consolas" w:hAnsi="Consolas"/>
+          <w:sz w:val="17"/>
+          <w:szCs w:val="17"/>
+        </w:rPr>
+        <w:t xml:space="preserve">        string resultCode = (resultDataADO.ResultHistoryLDO != null ? resultDataADO.ResultHistoryLDO.maKetQua : null);</w:t>
+      </w:r>
+    </w:p>
+    <w:p>
+      <w:pPr>
+        <w:shd w:fill="F2F2F2" w:color="auto" w:val="clear"/>
+        <w:spacing w:before="0" w:after="0" w:line="240"/>
+      </w:pPr>
+      <w:r>
+        <w:rPr>
+          <w:rFonts w:ascii="Consolas" w:cs="Consolas" w:eastAsia="Consolas" w:hAnsi="Consolas"/>
+          <w:sz w:val="17"/>
+          <w:szCs w:val="17"/>
+        </w:rPr>
+        <w:t xml:space="preserve">        if (resultCode == GOV_RESULT_CODE__NOT_CHECK_ON_GOV)</w:t>
+      </w:r>
+    </w:p>
+    <w:p>
+      <w:pPr>
+        <w:shd w:fill="F2F2F2" w:color="auto" w:val="clear"/>
+        <w:spacing w:before="0" w:after="0" w:line="240"/>
+      </w:pPr>
+      <w:r>
+        <w:rPr>
+          <w:rFonts w:ascii="Consolas" w:cs="Consolas" w:eastAsia="Consolas" w:hAnsi="Consolas"/>
+          <w:sz w:val="17"/>
+          <w:szCs w:val="17"/>
+        </w:rPr>
+        <w:t xml:space="preserve">        {</w:t>
+      </w:r>
+    </w:p>
+    <w:p>
+      <w:pPr>
+        <w:shd w:fill="F2F2F2" w:color="auto" w:val="clear"/>
+        <w:spacing w:before="0" w:after="0" w:line="240"/>
+      </w:pPr>
+      <w:r>
+        <w:rPr>
+          <w:rFonts w:ascii="Consolas" w:cs="Consolas" w:eastAsia="Consolas" w:hAnsi="Consolas"/>
+          <w:sz w:val="17"/>
+          <w:szCs w:val="17"/>
+        </w:rPr>
+        <w:t xml:space="preserve">            Inventec.Common.Logging.LogSystem.Info("ProcessLiveAreaByGovResult: the khong kiem tra tren cong BHXH =&gt; giu nguyen khu vuc.");</w:t>
+      </w:r>
+    </w:p>
+    <w:p>
+      <w:pPr>
+        <w:shd w:fill="F2F2F2" w:color="auto" w:val="clear"/>
+        <w:spacing w:before="0" w:after="0" w:line="240"/>
+      </w:pPr>
+      <w:r>
+        <w:rPr>
+          <w:rFonts w:ascii="Consolas" w:cs="Consolas" w:eastAsia="Consolas" w:hAnsi="Consolas"/>
+          <w:sz w:val="17"/>
+          <w:szCs w:val="17"/>
+        </w:rPr>
+        <w:t xml:space="preserve">            return;</w:t>
+      </w:r>
+    </w:p>
+    <w:p>
+      <w:pPr>
+        <w:shd w:fill="F2F2F2" w:color="auto" w:val="clear"/>
+        <w:spacing w:before="0" w:after="0" w:line="240"/>
+      </w:pPr>
+      <w:r>
+        <w:rPr>
+          <w:rFonts w:ascii="Consolas" w:cs="Consolas" w:eastAsia="Consolas" w:hAnsi="Consolas"/>
+          <w:sz w:val="17"/>
+          <w:szCs w:val="17"/>
+        </w:rPr>
+        <w:t xml:space="preserve">        }</w:t>
+      </w:r>
+    </w:p>
+    <w:p>
+      <w:pPr>
+        <w:shd w:fill="F2F2F2" w:color="auto" w:val="clear"/>
+        <w:spacing w:before="0" w:after="0" w:line="240"/>
+      </w:pPr>
+      <w:r>
+        <w:rPr>
+          <w:rFonts w:ascii="Consolas" w:cs="Consolas" w:eastAsia="Consolas" w:hAnsi="Consolas"/>
+          <w:sz w:val="17"/>
+          <w:szCs w:val="17"/>
+        </w:rPr>
+        <w:t xml:space="preserve"> </w:t>
+      </w:r>
+    </w:p>
+    <w:p>
+      <w:pPr>
+        <w:shd w:fill="F2F2F2" w:color="auto" w:val="clear"/>
+        <w:spacing w:before="0" w:after="0" w:line="240"/>
+      </w:pPr>
+      <w:r>
+        <w:rPr>
+          <w:rFonts w:ascii="Consolas" w:cs="Consolas" w:eastAsia="Consolas" w:hAnsi="Consolas"/>
+          <w:sz w:val="17"/>
+          <w:szCs w:val="17"/>
+        </w:rPr>
+        <w:t xml:space="preserve">        string liveAreaCode = null;</w:t>
+      </w:r>
+    </w:p>
+    <w:p>
+      <w:pPr>
+        <w:shd w:fill="F2F2F2" w:color="auto" w:val="clear"/>
+        <w:spacing w:before="0" w:after="0" w:line="240"/>
+      </w:pPr>
+      <w:r>
+        <w:rPr>
+          <w:rFonts w:ascii="Consolas" w:cs="Consolas" w:eastAsia="Consolas" w:hAnsi="Consolas"/>
+          <w:sz w:val="17"/>
+          <w:szCs w:val="17"/>
+        </w:rPr>
+        <w:t xml:space="preserve">        if (resultCode == GOV_RESULT_CODE__CARD_VALID</w:t>
+      </w:r>
+    </w:p>
+    <w:p>
+      <w:pPr>
+        <w:shd w:fill="F2F2F2" w:color="auto" w:val="clear"/>
+        <w:spacing w:before="0" w:after="0" w:line="240"/>
+      </w:pPr>
+      <w:r>
+        <w:rPr>
+          <w:rFonts w:ascii="Consolas" w:cs="Consolas" w:eastAsia="Consolas" w:hAnsi="Consolas"/>
+          <w:sz w:val="17"/>
+          <w:szCs w:val="17"/>
+        </w:rPr>
+        <w:t xml:space="preserve">            || resultCode == GOV_RESULT_CODE__CARD_EXPIRED_HAS_NEW_CARD</w:t>
+      </w:r>
+    </w:p>
+    <w:p>
+      <w:pPr>
+        <w:shd w:fill="F2F2F2" w:color="auto" w:val="clear"/>
+        <w:spacing w:before="0" w:after="0" w:line="240"/>
+      </w:pPr>
+      <w:r>
+        <w:rPr>
+          <w:rFonts w:ascii="Consolas" w:cs="Consolas" w:eastAsia="Consolas" w:hAnsi="Consolas"/>
+          <w:sz w:val="17"/>
+          <w:szCs w:val="17"/>
+        </w:rPr>
+        <w:t xml:space="preserve">            || resultCode == GOV_RESULT_CODE__CARD_VALID_HAS_NEW_CARD)</w:t>
+      </w:r>
+    </w:p>
+    <w:p>
+      <w:pPr>
+        <w:shd w:fill="F2F2F2" w:color="auto" w:val="clear"/>
+        <w:spacing w:before="0" w:after="0" w:line="240"/>
+      </w:pPr>
+      <w:r>
+        <w:rPr>
+          <w:rFonts w:ascii="Consolas" w:cs="Consolas" w:eastAsia="Consolas" w:hAnsi="Consolas"/>
+          <w:sz w:val="17"/>
+          <w:szCs w:val="17"/>
+        </w:rPr>
+        <w:t xml:space="preserve">        {</w:t>
+      </w:r>
+    </w:p>
+    <w:p>
+      <w:pPr>
+        <w:shd w:fill="F2F2F2" w:color="auto" w:val="clear"/>
+        <w:spacing w:before="0" w:after="0" w:line="240"/>
+      </w:pPr>
+      <w:r>
+        <w:rPr>
+          <w:rFonts w:ascii="Consolas" w:cs="Consolas" w:eastAsia="Consolas" w:hAnsi="Consolas"/>
+          <w:sz w:val="17"/>
+          <w:szCs w:val="17"/>
+        </w:rPr>
+        <w:t xml:space="preserve">            liveAreaCode = String.IsNullOrWhiteSpace(resultDataADO.ResultHistoryLDO.maKV)</w:t>
+      </w:r>
+    </w:p>
+    <w:p>
+      <w:pPr>
+        <w:shd w:fill="F2F2F2" w:color="auto" w:val="clear"/>
+        <w:spacing w:before="0" w:after="0" w:line="240"/>
+      </w:pPr>
+      <w:r>
+        <w:rPr>
+          <w:rFonts w:ascii="Consolas" w:cs="Consolas" w:eastAsia="Consolas" w:hAnsi="Consolas"/>
+          <w:sz w:val="17"/>
+          <w:szCs w:val="17"/>
+        </w:rPr>
+        <w:t xml:space="preserve">                ? null : resultDataADO.ResultHistoryLDO.maKV.Trim();</w:t>
+      </w:r>
+    </w:p>
+    <w:p>
+      <w:pPr>
+        <w:shd w:fill="F2F2F2" w:color="auto" w:val="clear"/>
+        <w:spacing w:before="0" w:after="0" w:line="240"/>
+      </w:pPr>
+      <w:r>
+        <w:rPr>
+          <w:rFonts w:ascii="Consolas" w:cs="Consolas" w:eastAsia="Consolas" w:hAnsi="Consolas"/>
+          <w:sz w:val="17"/>
+          <w:szCs w:val="17"/>
+        </w:rPr>
+        <w:t xml:space="preserve">        }</w:t>
+      </w:r>
+    </w:p>
+    <w:p>
+      <w:pPr>
+        <w:shd w:fill="F2F2F2" w:color="auto" w:val="clear"/>
+        <w:spacing w:before="0" w:after="0" w:line="240"/>
+      </w:pPr>
+      <w:r>
+        <w:rPr>
+          <w:rFonts w:ascii="Consolas" w:cs="Consolas" w:eastAsia="Consolas" w:hAnsi="Consolas"/>
+          <w:sz w:val="17"/>
+          <w:szCs w:val="17"/>
+        </w:rPr>
+        <w:t xml:space="preserve"> </w:t>
+      </w:r>
+    </w:p>
+    <w:p>
+      <w:pPr>
+        <w:shd w:fill="F2F2F2" w:color="auto" w:val="clear"/>
+        <w:spacing w:before="0" w:after="0" w:line="240"/>
+      </w:pPr>
+      <w:r>
+        <w:rPr>
+          <w:rFonts w:ascii="Consolas" w:cs="Consolas" w:eastAsia="Consolas" w:hAnsi="Consolas"/>
+          <w:sz w:val="17"/>
+          <w:szCs w:val="17"/>
+        </w:rPr>
+        <w:t xml:space="preserve">        this.ucHeinInfo1.SetLiveAreaCode(liveAreaCode);</w:t>
+      </w:r>
+    </w:p>
+    <w:p>
+      <w:pPr>
+        <w:shd w:fill="F2F2F2" w:color="auto" w:val="clear"/>
+        <w:spacing w:before="0" w:after="0" w:line="240"/>
+      </w:pPr>
+      <w:r>
+        <w:rPr>
+          <w:rFonts w:ascii="Consolas" w:cs="Consolas" w:eastAsia="Consolas" w:hAnsi="Consolas"/>
+          <w:sz w:val="17"/>
+          <w:szCs w:val="17"/>
+        </w:rPr>
+        <w:t xml:space="preserve">        if (resultDataADO.HeinCardData != null)</w:t>
+      </w:r>
+    </w:p>
+    <w:p>
+      <w:pPr>
+        <w:shd w:fill="F2F2F2" w:color="auto" w:val="clear"/>
+        <w:spacing w:before="0" w:after="0" w:line="240"/>
+      </w:pPr>
+      <w:r>
+        <w:rPr>
+          <w:rFonts w:ascii="Consolas" w:cs="Consolas" w:eastAsia="Consolas" w:hAnsi="Consolas"/>
+          <w:sz w:val="17"/>
+          <w:szCs w:val="17"/>
+        </w:rPr>
+        <w:t xml:space="preserve">            resultDataADO.HeinCardData.LiveAreaCode = liveAreaCode;</w:t>
+      </w:r>
+    </w:p>
+    <w:p>
+      <w:pPr>
+        <w:shd w:fill="F2F2F2" w:color="auto" w:val="clear"/>
+        <w:spacing w:before="0" w:after="0" w:line="240"/>
+      </w:pPr>
+      <w:r>
+        <w:rPr>
+          <w:rFonts w:ascii="Consolas" w:cs="Consolas" w:eastAsia="Consolas" w:hAnsi="Consolas"/>
+          <w:sz w:val="17"/>
+          <w:szCs w:val="17"/>
+        </w:rPr>
+        <w:t xml:space="preserve"> </w:t>
+      </w:r>
+    </w:p>
+    <w:p>
+      <w:pPr>
+        <w:shd w:fill="F2F2F2" w:color="auto" w:val="clear"/>
+        <w:spacing w:before="0" w:after="0" w:line="240"/>
+      </w:pPr>
+      <w:r>
+        <w:rPr>
+          <w:rFonts w:ascii="Consolas" w:cs="Consolas" w:eastAsia="Consolas" w:hAnsi="Consolas"/>
+          <w:sz w:val="17"/>
+          <w:szCs w:val="17"/>
+        </w:rPr>
+        <w:t xml:space="preserve">        Inventec.Common.Logging.LogSystem.Info("ProcessLiveAreaByGovResult: khu vuc lay theo ket qua cong BHXH (cong loi / the khong hop le =&gt; de trong)."</w:t>
+      </w:r>
+    </w:p>
+    <w:p>
+      <w:pPr>
+        <w:shd w:fill="F2F2F2" w:color="auto" w:val="clear"/>
+        <w:spacing w:before="0" w:after="0" w:line="240"/>
+      </w:pPr>
+      <w:r>
+        <w:rPr>
+          <w:rFonts w:ascii="Consolas" w:cs="Consolas" w:eastAsia="Consolas" w:hAnsi="Consolas"/>
+          <w:sz w:val="17"/>
+          <w:szCs w:val="17"/>
+        </w:rPr>
+        <w:t xml:space="preserve">            + Inventec.Common.Logging.LogUtil.TraceData(Inventec.Common.Logging.LogUtil.GetMemberName(() =&gt; resultCode), resultCode)</w:t>
       </w:r>
     </w:p>
     <w:p>
@@ -6710,8 +7566,8 @@
       </w:tblPr>
       <w:tblGrid>
         <w:gridCol w:w="700"/>
-        <w:gridCol w:w="6305"/>
-        <w:gridCol w:w="2633"/>
+        <w:gridCol w:w="4751"/>
+        <w:gridCol w:w="4187"/>
       </w:tblGrid>
       <w:tr>
         <w:trPr>
@@ -6752,7 +7608,7 @@
         </w:tc>
         <w:tc>
           <w:tcPr>
-            <w:tcW w:type="dxa" w:w="6305"/>
+            <w:tcW w:type="dxa" w:w="4751"/>
             <w:tcBorders>
               <w:top w:val="single" w:color="808080" w:sz="4"/>
               <w:left w:val="single" w:color="808080" w:sz="4"/>
@@ -6785,7 +7641,7 @@
         </w:tc>
         <w:tc>
           <w:tcPr>
-            <w:tcW w:type="dxa" w:w="2633"/>
+            <w:tcW w:type="dxa" w:w="4187"/>
             <w:tcBorders>
               <w:top w:val="single" w:color="808080" w:sz="4"/>
               <w:left w:val="single" w:color="808080" w:sz="4"/>
@@ -6850,7 +7706,7 @@
         </w:tc>
         <w:tc>
           <w:tcPr>
-            <w:tcW w:type="dxa" w:w="6305"/>
+            <w:tcW w:type="dxa" w:w="4751"/>
             <w:tcBorders>
               <w:top w:val="single" w:color="808080" w:sz="4"/>
               <w:left w:val="single" w:color="808080" w:sz="4"/>
@@ -6880,7 +7736,7 @@
         </w:tc>
         <w:tc>
           <w:tcPr>
-            <w:tcW w:type="dxa" w:w="2633"/>
+            <w:tcW w:type="dxa" w:w="4187"/>
             <w:tcBorders>
               <w:top w:val="single" w:color="808080" w:sz="4"/>
               <w:left w:val="single" w:color="808080" w:sz="4"/>
@@ -6977,7 +7833,7 @@
         </w:tc>
         <w:tc>
           <w:tcPr>
-            <w:tcW w:type="dxa" w:w="6305"/>
+            <w:tcW w:type="dxa" w:w="4751"/>
             <w:tcBorders>
               <w:top w:val="single" w:color="808080" w:sz="4"/>
               <w:left w:val="single" w:color="808080" w:sz="4"/>
@@ -7007,31 +7863,41 @@
         </w:tc>
         <w:tc>
           <w:tcPr>
-            <w:tcW w:type="dxa" w:w="2633"/>
-            <w:tcBorders>
-              <w:top w:val="single" w:color="808080" w:sz="4"/>
-              <w:left w:val="single" w:color="808080" w:sz="4"/>
-              <w:bottom w:val="single" w:color="808080" w:sz="4"/>
-              <w:right w:val="single" w:color="808080" w:sz="4"/>
-            </w:tcBorders>
-            <w:tcMar>
-              <w:top w:type="dxa" w:w="60"/>
-              <w:left w:type="dxa" w:w="100"/>
-              <w:bottom w:type="dxa" w:w="60"/>
-              <w:right w:type="dxa" w:w="100"/>
-            </w:tcMar>
-          </w:tcPr>
-          <w:p>
-            <w:pPr>
-              <w:spacing w:before="0" w:after="0"/>
-            </w:pPr>
-            <w:r>
-              <w:rPr>
-                <w:rFonts w:ascii="Arial" w:cs="Arial" w:eastAsia="Arial" w:hAnsi="Arial"/>
-                <w:sz w:val="21"/>
-                <w:szCs w:val="21"/>
-              </w:rPr>
-              <w:t xml:space="preserve">Giữ nguyên khu vực như hiện tại</w:t>
+            <w:tcW w:type="dxa" w:w="4187"/>
+            <w:tcBorders>
+              <w:top w:val="single" w:color="808080" w:sz="4"/>
+              <w:left w:val="single" w:color="808080" w:sz="4"/>
+              <w:bottom w:val="single" w:color="808080" w:sz="4"/>
+              <w:right w:val="single" w:color="808080" w:sz="4"/>
+            </w:tcBorders>
+            <w:tcMar>
+              <w:top w:type="dxa" w:w="60"/>
+              <w:left w:type="dxa" w:w="100"/>
+              <w:bottom w:type="dxa" w:w="60"/>
+              <w:right w:type="dxa" w:w="100"/>
+            </w:tcMar>
+          </w:tcPr>
+          <w:p>
+            <w:pPr>
+              <w:spacing w:before="0" w:after="0"/>
+            </w:pPr>
+            <w:r>
+              <w:rPr>
+                <w:rFonts w:ascii="Arial" w:cs="Arial" w:eastAsia="Arial" w:hAnsi="Arial"/>
+                <w:b/>
+                <w:bCs/>
+                <w:sz w:val="21"/>
+                <w:szCs w:val="21"/>
+              </w:rPr>
+              <w:t xml:space="preserve">Đã chốt 30/10/2026:</w:t>
+            </w:r>
+            <w:r>
+              <w:rPr>
+                <w:rFonts w:ascii="Arial" w:cs="Arial" w:eastAsia="Arial" w:hAnsi="Arial"/>
+                <w:sz w:val="21"/>
+                <w:szCs w:val="21"/>
+              </w:rPr>
+              <w:t xml:space="preserve"> để trống khu vực; thẻ không hợp lệ cũng để trống</w:t>
             </w:r>
           </w:p>
         </w:tc>
@@ -7069,7 +7935,7 @@
         </w:tc>
         <w:tc>
           <w:tcPr>
-            <w:tcW w:type="dxa" w:w="6305"/>
+            <w:tcW w:type="dxa" w:w="4751"/>
             <w:tcBorders>
               <w:top w:val="single" w:color="808080" w:sz="4"/>
               <w:left w:val="single" w:color="808080" w:sz="4"/>
@@ -7099,7 +7965,7 @@
         </w:tc>
         <w:tc>
           <w:tcPr>
-            <w:tcW w:type="dxa" w:w="2633"/>
+            <w:tcW w:type="dxa" w:w="4187"/>
             <w:tcBorders>
               <w:top w:val="single" w:color="808080" w:sz="4"/>
               <w:left w:val="single" w:color="808080" w:sz="4"/>
@@ -7161,7 +8027,7 @@
         </w:tc>
         <w:tc>
           <w:tcPr>
-            <w:tcW w:type="dxa" w:w="6305"/>
+            <w:tcW w:type="dxa" w:w="4751"/>
             <w:tcBorders>
               <w:top w:val="single" w:color="808080" w:sz="4"/>
               <w:left w:val="single" w:color="808080" w:sz="4"/>
@@ -7191,7 +8057,7 @@
         </w:tc>
         <w:tc>
           <w:tcPr>
-            <w:tcW w:type="dxa" w:w="2633"/>
+            <w:tcW w:type="dxa" w:w="4187"/>
             <w:tcBorders>
               <w:top w:val="single" w:color="808080" w:sz="4"/>
               <w:left w:val="single" w:color="808080" w:sz="4"/>
@@ -7253,7 +8119,7 @@
         </w:tc>
         <w:tc>
           <w:tcPr>
-            <w:tcW w:type="dxa" w:w="6305"/>
+            <w:tcW w:type="dxa" w:w="4751"/>
             <w:tcBorders>
               <w:top w:val="single" w:color="808080" w:sz="4"/>
               <w:left w:val="single" w:color="808080" w:sz="4"/>
@@ -7300,7 +8166,7 @@
         </w:tc>
         <w:tc>
           <w:tcPr>
-            <w:tcW w:type="dxa" w:w="2633"/>
+            <w:tcW w:type="dxa" w:w="4187"/>
             <w:tcBorders>
               <w:top w:val="single" w:color="808080" w:sz="4"/>
               <w:left w:val="single" w:color="808080" w:sz="4"/>
@@ -7372,10 +8238,10 @@
       </w:tblPr>
       <w:tblGrid>
         <w:gridCol w:w="700"/>
-        <w:gridCol w:w="790"/>
-        <w:gridCol w:w="2264"/>
-        <w:gridCol w:w="2896"/>
-        <w:gridCol w:w="2988"/>
+        <w:gridCol w:w="700"/>
+        <w:gridCol w:w="3182"/>
+        <w:gridCol w:w="2500"/>
+        <w:gridCol w:w="2556"/>
       </w:tblGrid>
       <w:tr>
         <w:trPr>
@@ -7416,7 +8282,7 @@
         </w:tc>
         <w:tc>
           <w:tcPr>
-            <w:tcW w:type="dxa" w:w="790"/>
+            <w:tcW w:type="dxa" w:w="700"/>
             <w:tcBorders>
               <w:top w:val="single" w:color="808080" w:sz="4"/>
               <w:left w:val="single" w:color="808080" w:sz="4"/>
@@ -7449,7 +8315,7 @@
         </w:tc>
         <w:tc>
           <w:tcPr>
-            <w:tcW w:type="dxa" w:w="2264"/>
+            <w:tcW w:type="dxa" w:w="3182"/>
             <w:tcBorders>
               <w:top w:val="single" w:color="808080" w:sz="4"/>
               <w:left w:val="single" w:color="808080" w:sz="4"/>
@@ -7482,7 +8348,7 @@
         </w:tc>
         <w:tc>
           <w:tcPr>
-            <w:tcW w:type="dxa" w:w="2896"/>
+            <w:tcW w:type="dxa" w:w="2500"/>
             <w:tcBorders>
               <w:top w:val="single" w:color="808080" w:sz="4"/>
               <w:left w:val="single" w:color="808080" w:sz="4"/>
@@ -7515,7 +8381,7 @@
         </w:tc>
         <w:tc>
           <w:tcPr>
-            <w:tcW w:type="dxa" w:w="2988"/>
+            <w:tcW w:type="dxa" w:w="2556"/>
             <w:tcBorders>
               <w:top w:val="single" w:color="808080" w:sz="4"/>
               <w:left w:val="single" w:color="808080" w:sz="4"/>
@@ -7580,7 +8446,7 @@
         </w:tc>
         <w:tc>
           <w:tcPr>
-            <w:tcW w:type="dxa" w:w="790"/>
+            <w:tcW w:type="dxa" w:w="700"/>
             <w:tcBorders>
               <w:top w:val="single" w:color="808080" w:sz="4"/>
               <w:left w:val="single" w:color="808080" w:sz="4"/>
@@ -7610,7 +8476,7 @@
         </w:tc>
         <w:tc>
           <w:tcPr>
-            <w:tcW w:type="dxa" w:w="2264"/>
+            <w:tcW w:type="dxa" w:w="3182"/>
             <w:tcBorders>
               <w:top w:val="single" w:color="808080" w:sz="4"/>
               <w:left w:val="single" w:color="808080" w:sz="4"/>
@@ -7640,7 +8506,7 @@
         </w:tc>
         <w:tc>
           <w:tcPr>
-            <w:tcW w:type="dxa" w:w="2896"/>
+            <w:tcW w:type="dxa" w:w="2500"/>
             <w:tcBorders>
               <w:top w:val="single" w:color="808080" w:sz="4"/>
               <w:left w:val="single" w:color="808080" w:sz="4"/>
@@ -7670,7 +8536,7 @@
         </w:tc>
         <w:tc>
           <w:tcPr>
-            <w:tcW w:type="dxa" w:w="2988"/>
+            <w:tcW w:type="dxa" w:w="2556"/>
             <w:tcBorders>
               <w:top w:val="single" w:color="808080" w:sz="4"/>
               <w:left w:val="single" w:color="808080" w:sz="4"/>
@@ -7732,7 +8598,7 @@
         </w:tc>
         <w:tc>
           <w:tcPr>
-            <w:tcW w:type="dxa" w:w="790"/>
+            <w:tcW w:type="dxa" w:w="700"/>
             <w:tcBorders>
               <w:top w:val="single" w:color="808080" w:sz="4"/>
               <w:left w:val="single" w:color="808080" w:sz="4"/>
@@ -7762,7 +8628,7 @@
         </w:tc>
         <w:tc>
           <w:tcPr>
-            <w:tcW w:type="dxa" w:w="2264"/>
+            <w:tcW w:type="dxa" w:w="3182"/>
             <w:tcBorders>
               <w:top w:val="single" w:color="808080" w:sz="4"/>
               <w:left w:val="single" w:color="808080" w:sz="4"/>
@@ -7792,7 +8658,7 @@
         </w:tc>
         <w:tc>
           <w:tcPr>
-            <w:tcW w:type="dxa" w:w="2896"/>
+            <w:tcW w:type="dxa" w:w="2500"/>
             <w:tcBorders>
               <w:top w:val="single" w:color="808080" w:sz="4"/>
               <w:left w:val="single" w:color="808080" w:sz="4"/>
@@ -7822,7 +8688,7 @@
         </w:tc>
         <w:tc>
           <w:tcPr>
-            <w:tcW w:type="dxa" w:w="2988"/>
+            <w:tcW w:type="dxa" w:w="2556"/>
             <w:tcBorders>
               <w:top w:val="single" w:color="808080" w:sz="4"/>
               <w:left w:val="single" w:color="808080" w:sz="4"/>
@@ -7901,7 +8767,7 @@
         </w:tc>
         <w:tc>
           <w:tcPr>
-            <w:tcW w:type="dxa" w:w="790"/>
+            <w:tcW w:type="dxa" w:w="700"/>
             <w:tcBorders>
               <w:top w:val="single" w:color="808080" w:sz="4"/>
               <w:left w:val="single" w:color="808080" w:sz="4"/>
@@ -7931,7 +8797,7 @@
         </w:tc>
         <w:tc>
           <w:tcPr>
-            <w:tcW w:type="dxa" w:w="2264"/>
+            <w:tcW w:type="dxa" w:w="3182"/>
             <w:tcBorders>
               <w:top w:val="single" w:color="808080" w:sz="4"/>
               <w:left w:val="single" w:color="808080" w:sz="4"/>
@@ -7961,7 +8827,7 @@
         </w:tc>
         <w:tc>
           <w:tcPr>
-            <w:tcW w:type="dxa" w:w="2896"/>
+            <w:tcW w:type="dxa" w:w="2500"/>
             <w:tcBorders>
               <w:top w:val="single" w:color="808080" w:sz="4"/>
               <w:left w:val="single" w:color="808080" w:sz="4"/>
@@ -7991,7 +8857,7 @@
         </w:tc>
         <w:tc>
           <w:tcPr>
-            <w:tcW w:type="dxa" w:w="2988"/>
+            <w:tcW w:type="dxa" w:w="2556"/>
             <w:tcBorders>
               <w:top w:val="single" w:color="808080" w:sz="4"/>
               <w:left w:val="single" w:color="808080" w:sz="4"/>
@@ -8053,7 +8919,7 @@
         </w:tc>
         <w:tc>
           <w:tcPr>
-            <w:tcW w:type="dxa" w:w="790"/>
+            <w:tcW w:type="dxa" w:w="700"/>
             <w:tcBorders>
               <w:top w:val="single" w:color="808080" w:sz="4"/>
               <w:left w:val="single" w:color="808080" w:sz="4"/>
@@ -8083,7 +8949,7 @@
         </w:tc>
         <w:tc>
           <w:tcPr>
-            <w:tcW w:type="dxa" w:w="2264"/>
+            <w:tcW w:type="dxa" w:w="3182"/>
             <w:tcBorders>
               <w:top w:val="single" w:color="808080" w:sz="4"/>
               <w:left w:val="single" w:color="808080" w:sz="4"/>
@@ -8113,7 +8979,7 @@
         </w:tc>
         <w:tc>
           <w:tcPr>
-            <w:tcW w:type="dxa" w:w="2896"/>
+            <w:tcW w:type="dxa" w:w="2500"/>
             <w:tcBorders>
               <w:top w:val="single" w:color="808080" w:sz="4"/>
               <w:left w:val="single" w:color="808080" w:sz="4"/>
@@ -8143,7 +9009,7 @@
         </w:tc>
         <w:tc>
           <w:tcPr>
-            <w:tcW w:type="dxa" w:w="2988"/>
+            <w:tcW w:type="dxa" w:w="2556"/>
             <w:tcBorders>
               <w:top w:val="single" w:color="808080" w:sz="4"/>
               <w:left w:val="single" w:color="808080" w:sz="4"/>
@@ -8205,7 +9071,7 @@
         </w:tc>
         <w:tc>
           <w:tcPr>
-            <w:tcW w:type="dxa" w:w="790"/>
+            <w:tcW w:type="dxa" w:w="700"/>
             <w:tcBorders>
               <w:top w:val="single" w:color="808080" w:sz="4"/>
               <w:left w:val="single" w:color="808080" w:sz="4"/>
@@ -8235,37 +9101,54 @@
         </w:tc>
         <w:tc>
           <w:tcPr>
-            <w:tcW w:type="dxa" w:w="2264"/>
-            <w:tcBorders>
-              <w:top w:val="single" w:color="808080" w:sz="4"/>
-              <w:left w:val="single" w:color="808080" w:sz="4"/>
-              <w:bottom w:val="single" w:color="808080" w:sz="4"/>
-              <w:right w:val="single" w:color="808080" w:sz="4"/>
-            </w:tcBorders>
-            <w:tcMar>
-              <w:top w:type="dxa" w:w="60"/>
-              <w:left w:type="dxa" w:w="100"/>
-              <w:bottom w:type="dxa" w:w="60"/>
-              <w:right w:type="dxa" w:w="100"/>
-            </w:tcMar>
-          </w:tcPr>
-          <w:p>
-            <w:pPr>
-              <w:spacing w:before="0" w:after="0"/>
-            </w:pPr>
-            <w:r>
-              <w:rPr>
-                <w:rFonts w:ascii="Arial" w:cs="Arial" w:eastAsia="Arial" w:hAnsi="Arial"/>
-                <w:sz w:val="21"/>
-                <w:szCs w:val="21"/>
-              </w:rPr>
-              <w:t xml:space="preserve">BN cũ K1, cổng lỗi / không kết nối</w:t>
-            </w:r>
-          </w:p>
-        </w:tc>
-        <w:tc>
-          <w:tcPr>
-            <w:tcW w:type="dxa" w:w="2896"/>
+            <w:tcW w:type="dxa" w:w="3182"/>
+            <w:tcBorders>
+              <w:top w:val="single" w:color="808080" w:sz="4"/>
+              <w:left w:val="single" w:color="808080" w:sz="4"/>
+              <w:bottom w:val="single" w:color="808080" w:sz="4"/>
+              <w:right w:val="single" w:color="808080" w:sz="4"/>
+            </w:tcBorders>
+            <w:tcMar>
+              <w:top w:type="dxa" w:w="60"/>
+              <w:left w:type="dxa" w:w="100"/>
+              <w:bottom w:type="dxa" w:w="60"/>
+              <w:right w:type="dxa" w:w="100"/>
+            </w:tcMar>
+          </w:tcPr>
+          <w:p>
+            <w:pPr>
+              <w:spacing w:before="0" w:after="0"/>
+            </w:pPr>
+            <w:r>
+              <w:rPr>
+                <w:rFonts w:ascii="Arial" w:cs="Arial" w:eastAsia="Arial" w:hAnsi="Arial"/>
+                <w:sz w:val="21"/>
+                <w:szCs w:val="21"/>
+              </w:rPr>
+              <w:t xml:space="preserve">BN cũ K1, cổng lỗi / không kết nối (VD BN 0026003151 trên môi trường test, log </w:t>
+            </w:r>
+            <w:r>
+              <w:rPr>
+                <w:rFonts w:ascii="Consolas" w:cs="Consolas" w:eastAsia="Consolas" w:hAnsi="Consolas"/>
+                <w:color w:val="1F4E79"/>
+                <w:sz w:val="21"/>
+                <w:szCs w:val="21"/>
+              </w:rPr>
+              <w:t xml:space="preserve">Dang nhap That Bai</w:t>
+            </w:r>
+            <w:r>
+              <w:rPr>
+                <w:rFonts w:ascii="Arial" w:cs="Arial" w:eastAsia="Arial" w:hAnsi="Arial"/>
+                <w:sz w:val="21"/>
+                <w:szCs w:val="21"/>
+              </w:rPr>
+              <w:t xml:space="preserve">)</w:t>
+            </w:r>
+          </w:p>
+        </w:tc>
+        <w:tc>
+          <w:tcPr>
+            <w:tcW w:type="dxa" w:w="2500"/>
             <w:tcBorders>
               <w:top w:val="single" w:color="808080" w:sz="4"/>
               <w:left w:val="single" w:color="808080" w:sz="4"/>
@@ -8295,31 +9178,40 @@
         </w:tc>
         <w:tc>
           <w:tcPr>
-            <w:tcW w:type="dxa" w:w="2988"/>
-            <w:tcBorders>
-              <w:top w:val="single" w:color="808080" w:sz="4"/>
-              <w:left w:val="single" w:color="808080" w:sz="4"/>
-              <w:bottom w:val="single" w:color="808080" w:sz="4"/>
-              <w:right w:val="single" w:color="808080" w:sz="4"/>
-            </w:tcBorders>
-            <w:tcMar>
-              <w:top w:type="dxa" w:w="60"/>
-              <w:left w:type="dxa" w:w="100"/>
-              <w:bottom w:type="dxa" w:w="60"/>
-              <w:right w:type="dxa" w:w="100"/>
-            </w:tcMar>
-          </w:tcPr>
-          <w:p>
-            <w:pPr>
-              <w:spacing w:before="0" w:after="0"/>
-            </w:pPr>
-            <w:r>
-              <w:rPr>
-                <w:rFonts w:ascii="Arial" w:cs="Arial" w:eastAsia="Arial" w:hAnsi="Arial"/>
-                <w:sz w:val="21"/>
-                <w:szCs w:val="21"/>
-              </w:rPr>
-              <w:t xml:space="preserve">Ô Khu vực giữ K1 (như hiện tại)</w:t>
+            <w:tcW w:type="dxa" w:w="2556"/>
+            <w:tcBorders>
+              <w:top w:val="single" w:color="808080" w:sz="4"/>
+              <w:left w:val="single" w:color="808080" w:sz="4"/>
+              <w:bottom w:val="single" w:color="808080" w:sz="4"/>
+              <w:right w:val="single" w:color="808080" w:sz="4"/>
+            </w:tcBorders>
+            <w:tcMar>
+              <w:top w:type="dxa" w:w="60"/>
+              <w:left w:type="dxa" w:w="100"/>
+              <w:bottom w:type="dxa" w:w="60"/>
+              <w:right w:type="dxa" w:w="100"/>
+            </w:tcMar>
+          </w:tcPr>
+          <w:p>
+            <w:pPr>
+              <w:spacing w:before="0" w:after="0"/>
+            </w:pPr>
+            <w:r>
+              <w:rPr>
+                <w:rFonts w:ascii="Arial" w:cs="Arial" w:eastAsia="Arial" w:hAnsi="Arial"/>
+                <w:sz w:val="21"/>
+                <w:szCs w:val="21"/>
+              </w:rPr>
+              <w:t xml:space="preserve">Ô Khu vực trống; log </w:t>
+            </w:r>
+            <w:r>
+              <w:rPr>
+                <w:rFonts w:ascii="Consolas" w:cs="Consolas" w:eastAsia="Consolas" w:hAnsi="Consolas"/>
+                <w:color w:val="1F4E79"/>
+                <w:sz w:val="21"/>
+                <w:szCs w:val="21"/>
+              </w:rPr>
+              <w:t xml:space="preserve">ProcessLiveAreaByGovResult ... resultCode: null</w:t>
             </w:r>
           </w:p>
         </w:tc>
@@ -8351,13 +9243,13 @@
                 <w:sz w:val="21"/>
                 <w:szCs w:val="21"/>
               </w:rPr>
-              <w:t xml:space="preserve">6</w:t>
-            </w:r>
-          </w:p>
-        </w:tc>
-        <w:tc>
-          <w:tcPr>
-            <w:tcW w:type="dxa" w:w="790"/>
+              <w:t xml:space="preserve">5a</w:t>
+            </w:r>
+          </w:p>
+        </w:tc>
+        <w:tc>
+          <w:tcPr>
+            <w:tcW w:type="dxa" w:w="700"/>
             <w:tcBorders>
               <w:top w:val="single" w:color="808080" w:sz="4"/>
               <w:left w:val="single" w:color="808080" w:sz="4"/>
@@ -8387,91 +9279,91 @@
         </w:tc>
         <w:tc>
           <w:tcPr>
-            <w:tcW w:type="dxa" w:w="2264"/>
-            <w:tcBorders>
-              <w:top w:val="single" w:color="808080" w:sz="4"/>
-              <w:left w:val="single" w:color="808080" w:sz="4"/>
-              <w:bottom w:val="single" w:color="808080" w:sz="4"/>
-              <w:right w:val="single" w:color="808080" w:sz="4"/>
-            </w:tcBorders>
-            <w:tcMar>
-              <w:top w:type="dxa" w:w="60"/>
-              <w:left w:type="dxa" w:w="100"/>
-              <w:bottom w:type="dxa" w:w="60"/>
-              <w:right w:type="dxa" w:w="100"/>
-            </w:tcMar>
-          </w:tcPr>
-          <w:p>
-            <w:pPr>
-              <w:spacing w:before="0" w:after="0"/>
-            </w:pPr>
-            <w:r>
-              <w:rPr>
-                <w:rFonts w:ascii="Arial" w:cs="Arial" w:eastAsia="Arial" w:hAnsi="Arial"/>
-                <w:sz w:val="21"/>
-                <w:szCs w:val="21"/>
-              </w:rPr>
-              <w:t xml:space="preserve">BN cũ K1 trước đây đúng tuyến nhờ khu vực</w:t>
-            </w:r>
-          </w:p>
-        </w:tc>
-        <w:tc>
-          <w:tcPr>
-            <w:tcW w:type="dxa" w:w="2896"/>
-            <w:tcBorders>
-              <w:top w:val="single" w:color="808080" w:sz="4"/>
-              <w:left w:val="single" w:color="808080" w:sz="4"/>
-              <w:bottom w:val="single" w:color="808080" w:sz="4"/>
-              <w:right w:val="single" w:color="808080" w:sz="4"/>
-            </w:tcBorders>
-            <w:tcMar>
-              <w:top w:type="dxa" w:w="60"/>
-              <w:left w:type="dxa" w:w="100"/>
-              <w:bottom w:type="dxa" w:w="60"/>
-              <w:right w:type="dxa" w:w="100"/>
-            </w:tcMar>
-          </w:tcPr>
-          <w:p>
-            <w:pPr>
-              <w:spacing w:before="0" w:after="0"/>
-            </w:pPr>
-            <w:r>
-              <w:rPr>
-                <w:rFonts w:ascii="Arial" w:cs="Arial" w:eastAsia="Arial" w:hAnsi="Arial"/>
-                <w:sz w:val="21"/>
-                <w:szCs w:val="21"/>
-              </w:rPr>
-              <w:t xml:space="preserve">Kiểm tra thẻ (không có maKV)</w:t>
-            </w:r>
-          </w:p>
-        </w:tc>
-        <w:tc>
-          <w:tcPr>
-            <w:tcW w:type="dxa" w:w="2988"/>
-            <w:tcBorders>
-              <w:top w:val="single" w:color="808080" w:sz="4"/>
-              <w:left w:val="single" w:color="808080" w:sz="4"/>
-              <w:bottom w:val="single" w:color="808080" w:sz="4"/>
-              <w:right w:val="single" w:color="808080" w:sz="4"/>
-            </w:tcBorders>
-            <w:tcMar>
-              <w:top w:type="dxa" w:w="60"/>
-              <w:left w:type="dxa" w:w="100"/>
-              <w:bottom w:type="dxa" w:w="60"/>
-              <w:right w:type="dxa" w:w="100"/>
-            </w:tcMar>
-          </w:tcPr>
-          <w:p>
-            <w:pPr>
-              <w:spacing w:before="0" w:after="0"/>
-            </w:pPr>
-            <w:r>
-              <w:rPr>
-                <w:rFonts w:ascii="Arial" w:cs="Arial" w:eastAsia="Arial" w:hAnsi="Arial"/>
-                <w:sz w:val="21"/>
-                <w:szCs w:val="21"/>
-              </w:rPr>
-              <w:t xml:space="preserve">Tuyến được tính lại theo nơi ĐKBĐ; kiểm tra mức hưởng</w:t>
+            <w:tcW w:type="dxa" w:w="3182"/>
+            <w:tcBorders>
+              <w:top w:val="single" w:color="808080" w:sz="4"/>
+              <w:left w:val="single" w:color="808080" w:sz="4"/>
+              <w:bottom w:val="single" w:color="808080" w:sz="4"/>
+              <w:right w:val="single" w:color="808080" w:sz="4"/>
+            </w:tcBorders>
+            <w:tcMar>
+              <w:top w:type="dxa" w:w="60"/>
+              <w:left w:type="dxa" w:w="100"/>
+              <w:bottom w:type="dxa" w:w="60"/>
+              <w:right w:type="dxa" w:w="100"/>
+            </w:tcMar>
+          </w:tcPr>
+          <w:p>
+            <w:pPr>
+              <w:spacing w:before="0" w:after="0"/>
+            </w:pPr>
+            <w:r>
+              <w:rPr>
+                <w:rFonts w:ascii="Arial" w:cs="Arial" w:eastAsia="Arial" w:hAnsi="Arial"/>
+                <w:sz w:val="21"/>
+                <w:szCs w:val="21"/>
+              </w:rPr>
+              <w:t xml:space="preserve">BN cũ K1, cổng báo thẻ không tồn tại / sai thông tin</w:t>
+            </w:r>
+          </w:p>
+        </w:tc>
+        <w:tc>
+          <w:tcPr>
+            <w:tcW w:type="dxa" w:w="2500"/>
+            <w:tcBorders>
+              <w:top w:val="single" w:color="808080" w:sz="4"/>
+              <w:left w:val="single" w:color="808080" w:sz="4"/>
+              <w:bottom w:val="single" w:color="808080" w:sz="4"/>
+              <w:right w:val="single" w:color="808080" w:sz="4"/>
+            </w:tcBorders>
+            <w:tcMar>
+              <w:top w:type="dxa" w:w="60"/>
+              <w:left w:type="dxa" w:w="100"/>
+              <w:bottom w:type="dxa" w:w="60"/>
+              <w:right w:type="dxa" w:w="100"/>
+            </w:tcMar>
+          </w:tcPr>
+          <w:p>
+            <w:pPr>
+              <w:spacing w:before="0" w:after="0"/>
+            </w:pPr>
+            <w:r>
+              <w:rPr>
+                <w:rFonts w:ascii="Arial" w:cs="Arial" w:eastAsia="Arial" w:hAnsi="Arial"/>
+                <w:sz w:val="21"/>
+                <w:szCs w:val="21"/>
+              </w:rPr>
+              <w:t xml:space="preserve">Kiểm tra thẻ</w:t>
+            </w:r>
+          </w:p>
+        </w:tc>
+        <w:tc>
+          <w:tcPr>
+            <w:tcW w:type="dxa" w:w="2556"/>
+            <w:tcBorders>
+              <w:top w:val="single" w:color="808080" w:sz="4"/>
+              <w:left w:val="single" w:color="808080" w:sz="4"/>
+              <w:bottom w:val="single" w:color="808080" w:sz="4"/>
+              <w:right w:val="single" w:color="808080" w:sz="4"/>
+            </w:tcBorders>
+            <w:tcMar>
+              <w:top w:type="dxa" w:w="60"/>
+              <w:left w:type="dxa" w:w="100"/>
+              <w:bottom w:type="dxa" w:w="60"/>
+              <w:right w:type="dxa" w:w="100"/>
+            </w:tcMar>
+          </w:tcPr>
+          <w:p>
+            <w:pPr>
+              <w:spacing w:before="0" w:after="0"/>
+            </w:pPr>
+            <w:r>
+              <w:rPr>
+                <w:rFonts w:ascii="Arial" w:cs="Arial" w:eastAsia="Arial" w:hAnsi="Arial"/>
+                <w:sz w:val="21"/>
+                <w:szCs w:val="21"/>
+              </w:rPr>
+              <w:t xml:space="preserve">Ô Khu vực trống</w:t>
             </w:r>
           </w:p>
         </w:tc>
@@ -8503,13 +9395,13 @@
                 <w:sz w:val="21"/>
                 <w:szCs w:val="21"/>
               </w:rPr>
-              <w:t xml:space="preserve">7</w:t>
-            </w:r>
-          </w:p>
-        </w:tc>
-        <w:tc>
-          <w:tcPr>
-            <w:tcW w:type="dxa" w:w="790"/>
+              <w:t xml:space="preserve">5b</w:t>
+            </w:r>
+          </w:p>
+        </w:tc>
+        <w:tc>
+          <w:tcPr>
+            <w:tcW w:type="dxa" w:w="700"/>
             <w:tcBorders>
               <w:top w:val="single" w:color="808080" w:sz="4"/>
               <w:left w:val="single" w:color="808080" w:sz="4"/>
@@ -8539,91 +9431,91 @@
         </w:tc>
         <w:tc>
           <w:tcPr>
-            <w:tcW w:type="dxa" w:w="2264"/>
-            <w:tcBorders>
-              <w:top w:val="single" w:color="808080" w:sz="4"/>
-              <w:left w:val="single" w:color="808080" w:sz="4"/>
-              <w:bottom w:val="single" w:color="808080" w:sz="4"/>
-              <w:right w:val="single" w:color="808080" w:sz="4"/>
-            </w:tcBorders>
-            <w:tcMar>
-              <w:top w:type="dxa" w:w="60"/>
-              <w:left w:type="dxa" w:w="100"/>
-              <w:bottom w:type="dxa" w:w="60"/>
-              <w:right w:type="dxa" w:w="100"/>
-            </w:tcMar>
-          </w:tcPr>
-          <w:p>
-            <w:pPr>
-              <w:spacing w:before="0" w:after="0"/>
-            </w:pPr>
-            <w:r>
-              <w:rPr>
-                <w:rFonts w:ascii="Arial" w:cs="Arial" w:eastAsia="Arial" w:hAnsi="Arial"/>
-                <w:sz w:val="21"/>
-                <w:szCs w:val="21"/>
-              </w:rPr>
-              <w:t xml:space="preserve">BN cũ K1</w:t>
-            </w:r>
-          </w:p>
-        </w:tc>
-        <w:tc>
-          <w:tcPr>
-            <w:tcW w:type="dxa" w:w="2896"/>
-            <w:tcBorders>
-              <w:top w:val="single" w:color="808080" w:sz="4"/>
-              <w:left w:val="single" w:color="808080" w:sz="4"/>
-              <w:bottom w:val="single" w:color="808080" w:sz="4"/>
-              <w:right w:val="single" w:color="808080" w:sz="4"/>
-            </w:tcBorders>
-            <w:tcMar>
-              <w:top w:type="dxa" w:w="60"/>
-              <w:left w:type="dxa" w:w="100"/>
-              <w:bottom w:type="dxa" w:w="60"/>
-              <w:right w:type="dxa" w:w="100"/>
-            </w:tcMar>
-          </w:tcPr>
-          <w:p>
-            <w:pPr>
-              <w:spacing w:before="0" w:after="0"/>
-            </w:pPr>
-            <w:r>
-              <w:rPr>
-                <w:rFonts w:ascii="Arial" w:cs="Arial" w:eastAsia="Arial" w:hAnsi="Arial"/>
-                <w:sz w:val="21"/>
-                <w:szCs w:val="21"/>
-              </w:rPr>
-              <w:t xml:space="preserve">Quét QR thẻ BHYT / quét CCCD / tự chuyển đối tượng BHYT</w:t>
-            </w:r>
-          </w:p>
-        </w:tc>
-        <w:tc>
-          <w:tcPr>
-            <w:tcW w:type="dxa" w:w="2988"/>
-            <w:tcBorders>
-              <w:top w:val="single" w:color="808080" w:sz="4"/>
-              <w:left w:val="single" w:color="808080" w:sz="4"/>
-              <w:bottom w:val="single" w:color="808080" w:sz="4"/>
-              <w:right w:val="single" w:color="808080" w:sz="4"/>
-            </w:tcBorders>
-            <w:tcMar>
-              <w:top w:type="dxa" w:w="60"/>
-              <w:left w:type="dxa" w:w="100"/>
-              <w:bottom w:type="dxa" w:w="60"/>
-              <w:right w:type="dxa" w:w="100"/>
-            </w:tcMar>
-          </w:tcPr>
-          <w:p>
-            <w:pPr>
-              <w:spacing w:before="0" w:after="0"/>
-            </w:pPr>
-            <w:r>
-              <w:rPr>
-                <w:rFonts w:ascii="Arial" w:cs="Arial" w:eastAsia="Arial" w:hAnsi="Arial"/>
-                <w:sz w:val="21"/>
-                <w:szCs w:val="21"/>
-              </w:rPr>
-              <w:t xml:space="preserve">Như TC1</w:t>
+            <w:tcW w:type="dxa" w:w="3182"/>
+            <w:tcBorders>
+              <w:top w:val="single" w:color="808080" w:sz="4"/>
+              <w:left w:val="single" w:color="808080" w:sz="4"/>
+              <w:bottom w:val="single" w:color="808080" w:sz="4"/>
+              <w:right w:val="single" w:color="808080" w:sz="4"/>
+            </w:tcBorders>
+            <w:tcMar>
+              <w:top w:type="dxa" w:w="60"/>
+              <w:left w:type="dxa" w:w="100"/>
+              <w:bottom w:type="dxa" w:w="60"/>
+              <w:right w:type="dxa" w:w="100"/>
+            </w:tcMar>
+          </w:tcPr>
+          <w:p>
+            <w:pPr>
+              <w:spacing w:before="0" w:after="0"/>
+            </w:pPr>
+            <w:r>
+              <w:rPr>
+                <w:rFonts w:ascii="Arial" w:cs="Arial" w:eastAsia="Arial" w:hAnsi="Arial"/>
+                <w:sz w:val="21"/>
+                <w:szCs w:val="21"/>
+              </w:rPr>
+              <w:t xml:space="preserve">BN cũ K1, đầu thẻ thuộc whitelist không kiểm tra trên cổng</w:t>
+            </w:r>
+          </w:p>
+        </w:tc>
+        <w:tc>
+          <w:tcPr>
+            <w:tcW w:type="dxa" w:w="2500"/>
+            <w:tcBorders>
+              <w:top w:val="single" w:color="808080" w:sz="4"/>
+              <w:left w:val="single" w:color="808080" w:sz="4"/>
+              <w:bottom w:val="single" w:color="808080" w:sz="4"/>
+              <w:right w:val="single" w:color="808080" w:sz="4"/>
+            </w:tcBorders>
+            <w:tcMar>
+              <w:top w:type="dxa" w:w="60"/>
+              <w:left w:type="dxa" w:w="100"/>
+              <w:bottom w:type="dxa" w:w="60"/>
+              <w:right w:type="dxa" w:w="100"/>
+            </w:tcMar>
+          </w:tcPr>
+          <w:p>
+            <w:pPr>
+              <w:spacing w:before="0" w:after="0"/>
+            </w:pPr>
+            <w:r>
+              <w:rPr>
+                <w:rFonts w:ascii="Arial" w:cs="Arial" w:eastAsia="Arial" w:hAnsi="Arial"/>
+                <w:sz w:val="21"/>
+                <w:szCs w:val="21"/>
+              </w:rPr>
+              <w:t xml:space="preserve">Kiểm tra thẻ</w:t>
+            </w:r>
+          </w:p>
+        </w:tc>
+        <w:tc>
+          <w:tcPr>
+            <w:tcW w:type="dxa" w:w="2556"/>
+            <w:tcBorders>
+              <w:top w:val="single" w:color="808080" w:sz="4"/>
+              <w:left w:val="single" w:color="808080" w:sz="4"/>
+              <w:bottom w:val="single" w:color="808080" w:sz="4"/>
+              <w:right w:val="single" w:color="808080" w:sz="4"/>
+            </w:tcBorders>
+            <w:tcMar>
+              <w:top w:type="dxa" w:w="60"/>
+              <w:left w:type="dxa" w:w="100"/>
+              <w:bottom w:type="dxa" w:w="60"/>
+              <w:right w:type="dxa" w:w="100"/>
+            </w:tcMar>
+          </w:tcPr>
+          <w:p>
+            <w:pPr>
+              <w:spacing w:before="0" w:after="0"/>
+            </w:pPr>
+            <w:r>
+              <w:rPr>
+                <w:rFonts w:ascii="Arial" w:cs="Arial" w:eastAsia="Arial" w:hAnsi="Arial"/>
+                <w:sz w:val="21"/>
+                <w:szCs w:val="21"/>
+              </w:rPr>
+              <w:t xml:space="preserve">Giữ K1</w:t>
             </w:r>
           </w:p>
         </w:tc>
@@ -8655,13 +9547,13 @@
                 <w:sz w:val="21"/>
                 <w:szCs w:val="21"/>
               </w:rPr>
-              <w:t xml:space="preserve">8</w:t>
-            </w:r>
-          </w:p>
-        </w:tc>
-        <w:tc>
-          <w:tcPr>
-            <w:tcW w:type="dxa" w:w="790"/>
+              <w:t xml:space="preserve">5c</w:t>
+            </w:r>
+          </w:p>
+        </w:tc>
+        <w:tc>
+          <w:tcPr>
+            <w:tcW w:type="dxa" w:w="700"/>
             <w:tcBorders>
               <w:top w:val="single" w:color="808080" w:sz="4"/>
               <w:left w:val="single" w:color="808080" w:sz="4"/>
@@ -8691,91 +9583,91 @@
         </w:tc>
         <w:tc>
           <w:tcPr>
-            <w:tcW w:type="dxa" w:w="2264"/>
-            <w:tcBorders>
-              <w:top w:val="single" w:color="808080" w:sz="4"/>
-              <w:left w:val="single" w:color="808080" w:sz="4"/>
-              <w:bottom w:val="single" w:color="808080" w:sz="4"/>
-              <w:right w:val="single" w:color="808080" w:sz="4"/>
-            </w:tcBorders>
-            <w:tcMar>
-              <w:top w:type="dxa" w:w="60"/>
-              <w:left w:type="dxa" w:w="100"/>
-              <w:bottom w:type="dxa" w:w="60"/>
-              <w:right w:type="dxa" w:w="100"/>
-            </w:tcMar>
-          </w:tcPr>
-          <w:p>
-            <w:pPr>
-              <w:spacing w:before="0" w:after="0"/>
-            </w:pPr>
-            <w:r>
-              <w:rPr>
-                <w:rFonts w:ascii="Arial" w:cs="Arial" w:eastAsia="Arial" w:hAnsi="Arial"/>
-                <w:sz w:val="21"/>
-                <w:szCs w:val="21"/>
-              </w:rPr>
-              <w:t xml:space="preserve">Đối tượng Viện phí (không dùng thẻ)</w:t>
-            </w:r>
-          </w:p>
-        </w:tc>
-        <w:tc>
-          <w:tcPr>
-            <w:tcW w:type="dxa" w:w="2896"/>
-            <w:tcBorders>
-              <w:top w:val="single" w:color="808080" w:sz="4"/>
-              <w:left w:val="single" w:color="808080" w:sz="4"/>
-              <w:bottom w:val="single" w:color="808080" w:sz="4"/>
-              <w:right w:val="single" w:color="808080" w:sz="4"/>
-            </w:tcBorders>
-            <w:tcMar>
-              <w:top w:type="dxa" w:w="60"/>
-              <w:left w:type="dxa" w:w="100"/>
-              <w:bottom w:type="dxa" w:w="60"/>
-              <w:right w:type="dxa" w:w="100"/>
-            </w:tcMar>
-          </w:tcPr>
-          <w:p>
-            <w:pPr>
-              <w:spacing w:before="0" w:after="0"/>
-            </w:pPr>
-            <w:r>
-              <w:rPr>
-                <w:rFonts w:ascii="Arial" w:cs="Arial" w:eastAsia="Arial" w:hAnsi="Arial"/>
-                <w:sz w:val="21"/>
-                <w:szCs w:val="21"/>
-              </w:rPr>
-              <w:t xml:space="preserve">Tìm BN</w:t>
-            </w:r>
-          </w:p>
-        </w:tc>
-        <w:tc>
-          <w:tcPr>
-            <w:tcW w:type="dxa" w:w="2988"/>
-            <w:tcBorders>
-              <w:top w:val="single" w:color="808080" w:sz="4"/>
-              <w:left w:val="single" w:color="808080" w:sz="4"/>
-              <w:bottom w:val="single" w:color="808080" w:sz="4"/>
-              <w:right w:val="single" w:color="808080" w:sz="4"/>
-            </w:tcBorders>
-            <w:tcMar>
-              <w:top w:type="dxa" w:w="60"/>
-              <w:left w:type="dxa" w:w="100"/>
-              <w:bottom w:type="dxa" w:w="60"/>
-              <w:right w:type="dxa" w:w="100"/>
-            </w:tcMar>
-          </w:tcPr>
-          <w:p>
-            <w:pPr>
-              <w:spacing w:before="0" w:after="0"/>
-            </w:pPr>
-            <w:r>
-              <w:rPr>
-                <w:rFonts w:ascii="Arial" w:cs="Arial" w:eastAsia="Arial" w:hAnsi="Arial"/>
-                <w:sz w:val="21"/>
-                <w:szCs w:val="21"/>
-              </w:rPr>
-              <w:t xml:space="preserve">Không xử lý khu vực</w:t>
+            <w:tcW w:type="dxa" w:w="3182"/>
+            <w:tcBorders>
+              <w:top w:val="single" w:color="808080" w:sz="4"/>
+              <w:left w:val="single" w:color="808080" w:sz="4"/>
+              <w:bottom w:val="single" w:color="808080" w:sz="4"/>
+              <w:right w:val="single" w:color="808080" w:sz="4"/>
+            </w:tcBorders>
+            <w:tcMar>
+              <w:top w:type="dxa" w:w="60"/>
+              <w:left w:type="dxa" w:w="100"/>
+              <w:bottom w:type="dxa" w:w="60"/>
+              <w:right w:type="dxa" w:w="100"/>
+            </w:tcMar>
+          </w:tcPr>
+          <w:p>
+            <w:pPr>
+              <w:spacing w:before="0" w:after="0"/>
+            </w:pPr>
+            <w:r>
+              <w:rPr>
+                <w:rFonts w:ascii="Arial" w:cs="Arial" w:eastAsia="Arial" w:hAnsi="Arial"/>
+                <w:sz w:val="21"/>
+                <w:szCs w:val="21"/>
+              </w:rPr>
+              <w:t xml:space="preserve">BN cũ K1, thẻ không có khu vực</w:t>
+            </w:r>
+          </w:p>
+        </w:tc>
+        <w:tc>
+          <w:tcPr>
+            <w:tcW w:type="dxa" w:w="2500"/>
+            <w:tcBorders>
+              <w:top w:val="single" w:color="808080" w:sz="4"/>
+              <w:left w:val="single" w:color="808080" w:sz="4"/>
+              <w:bottom w:val="single" w:color="808080" w:sz="4"/>
+              <w:right w:val="single" w:color="808080" w:sz="4"/>
+            </w:tcBorders>
+            <w:tcMar>
+              <w:top w:type="dxa" w:w="60"/>
+              <w:left w:type="dxa" w:w="100"/>
+              <w:bottom w:type="dxa" w:w="60"/>
+              <w:right w:type="dxa" w:w="100"/>
+            </w:tcMar>
+          </w:tcPr>
+          <w:p>
+            <w:pPr>
+              <w:spacing w:before="0" w:after="0"/>
+            </w:pPr>
+            <w:r>
+              <w:rPr>
+                <w:rFonts w:ascii="Arial" w:cs="Arial" w:eastAsia="Arial" w:hAnsi="Arial"/>
+                <w:sz w:val="21"/>
+                <w:szCs w:val="21"/>
+              </w:rPr>
+              <w:t xml:space="preserve">Đọc thẻ KCB</w:t>
+            </w:r>
+          </w:p>
+        </w:tc>
+        <w:tc>
+          <w:tcPr>
+            <w:tcW w:type="dxa" w:w="2556"/>
+            <w:tcBorders>
+              <w:top w:val="single" w:color="808080" w:sz="4"/>
+              <w:left w:val="single" w:color="808080" w:sz="4"/>
+              <w:bottom w:val="single" w:color="808080" w:sz="4"/>
+              <w:right w:val="single" w:color="808080" w:sz="4"/>
+            </w:tcBorders>
+            <w:tcMar>
+              <w:top w:type="dxa" w:w="60"/>
+              <w:left w:type="dxa" w:w="100"/>
+              <w:bottom w:type="dxa" w:w="60"/>
+              <w:right w:type="dxa" w:w="100"/>
+            </w:tcMar>
+          </w:tcPr>
+          <w:p>
+            <w:pPr>
+              <w:spacing w:before="0" w:after="0"/>
+            </w:pPr>
+            <w:r>
+              <w:rPr>
+                <w:rFonts w:ascii="Arial" w:cs="Arial" w:eastAsia="Arial" w:hAnsi="Arial"/>
+                <w:sz w:val="21"/>
+                <w:szCs w:val="21"/>
+              </w:rPr>
+              <w:t xml:space="preserve">Ô Khu vực trống</w:t>
             </w:r>
           </w:p>
         </w:tc>
@@ -8807,127 +9699,127 @@
                 <w:sz w:val="21"/>
                 <w:szCs w:val="21"/>
               </w:rPr>
-              <w:t xml:space="preserve">9</w:t>
-            </w:r>
-          </w:p>
-        </w:tc>
-        <w:tc>
-          <w:tcPr>
-            <w:tcW w:type="dxa" w:w="790"/>
-            <w:tcBorders>
-              <w:top w:val="single" w:color="808080" w:sz="4"/>
-              <w:left w:val="single" w:color="808080" w:sz="4"/>
-              <w:bottom w:val="single" w:color="808080" w:sz="4"/>
-              <w:right w:val="single" w:color="808080" w:sz="4"/>
-            </w:tcBorders>
-            <w:tcMar>
-              <w:top w:type="dxa" w:w="60"/>
-              <w:left w:type="dxa" w:w="100"/>
-              <w:bottom w:type="dxa" w:w="60"/>
-              <w:right w:type="dxa" w:w="100"/>
-            </w:tcMar>
-          </w:tcPr>
-          <w:p>
-            <w:pPr>
-              <w:spacing w:before="0" w:after="0"/>
-            </w:pPr>
-            <w:r>
-              <w:rPr>
-                <w:rFonts w:ascii="Arial" w:cs="Arial" w:eastAsia="Arial" w:hAnsi="Arial"/>
-                <w:sz w:val="21"/>
-                <w:szCs w:val="21"/>
-              </w:rPr>
-              <w:t xml:space="preserve">0</w:t>
-            </w:r>
-          </w:p>
-        </w:tc>
-        <w:tc>
-          <w:tcPr>
-            <w:tcW w:type="dxa" w:w="2264"/>
-            <w:tcBorders>
-              <w:top w:val="single" w:color="808080" w:sz="4"/>
-              <w:left w:val="single" w:color="808080" w:sz="4"/>
-              <w:bottom w:val="single" w:color="808080" w:sz="4"/>
-              <w:right w:val="single" w:color="808080" w:sz="4"/>
-            </w:tcBorders>
-            <w:tcMar>
-              <w:top w:type="dxa" w:w="60"/>
-              <w:left w:type="dxa" w:w="100"/>
-              <w:bottom w:type="dxa" w:w="60"/>
-              <w:right w:type="dxa" w:w="100"/>
-            </w:tcMar>
-          </w:tcPr>
-          <w:p>
-            <w:pPr>
-              <w:spacing w:before="0" w:after="0"/>
-            </w:pPr>
-            <w:r>
-              <w:rPr>
-                <w:rFonts w:ascii="Arial" w:cs="Arial" w:eastAsia="Arial" w:hAnsi="Arial"/>
-                <w:sz w:val="21"/>
-                <w:szCs w:val="21"/>
-              </w:rPr>
-              <w:t xml:space="preserve">BN cũ K1, thẻ không có khu vực</w:t>
-            </w:r>
-          </w:p>
-        </w:tc>
-        <w:tc>
-          <w:tcPr>
-            <w:tcW w:type="dxa" w:w="2896"/>
-            <w:tcBorders>
-              <w:top w:val="single" w:color="808080" w:sz="4"/>
-              <w:left w:val="single" w:color="808080" w:sz="4"/>
-              <w:bottom w:val="single" w:color="808080" w:sz="4"/>
-              <w:right w:val="single" w:color="808080" w:sz="4"/>
-            </w:tcBorders>
-            <w:tcMar>
-              <w:top w:type="dxa" w:w="60"/>
-              <w:left w:type="dxa" w:w="100"/>
-              <w:bottom w:type="dxa" w:w="60"/>
-              <w:right w:type="dxa" w:w="100"/>
-            </w:tcMar>
-          </w:tcPr>
-          <w:p>
-            <w:pPr>
-              <w:spacing w:before="0" w:after="0"/>
-            </w:pPr>
-            <w:r>
-              <w:rPr>
-                <w:rFonts w:ascii="Arial" w:cs="Arial" w:eastAsia="Arial" w:hAnsi="Arial"/>
-                <w:sz w:val="21"/>
-                <w:szCs w:val="21"/>
-              </w:rPr>
-              <w:t xml:space="preserve">Kiểm tra thẻ + Lưu</w:t>
-            </w:r>
-          </w:p>
-        </w:tc>
-        <w:tc>
-          <w:tcPr>
-            <w:tcW w:type="dxa" w:w="2988"/>
-            <w:tcBorders>
-              <w:top w:val="single" w:color="808080" w:sz="4"/>
-              <w:left w:val="single" w:color="808080" w:sz="4"/>
-              <w:bottom w:val="single" w:color="808080" w:sz="4"/>
-              <w:right w:val="single" w:color="808080" w:sz="4"/>
-            </w:tcBorders>
-            <w:tcMar>
-              <w:top w:type="dxa" w:w="60"/>
-              <w:left w:type="dxa" w:w="100"/>
-              <w:bottom w:type="dxa" w:w="60"/>
-              <w:right w:type="dxa" w:w="100"/>
-            </w:tcMar>
-          </w:tcPr>
-          <w:p>
-            <w:pPr>
-              <w:spacing w:before="0" w:after="0"/>
-            </w:pPr>
-            <w:r>
-              <w:rPr>
-                <w:rFonts w:ascii="Arial" w:cs="Arial" w:eastAsia="Arial" w:hAnsi="Arial"/>
-                <w:sz w:val="21"/>
-                <w:szCs w:val="21"/>
-              </w:rPr>
-              <w:t xml:space="preserve">Giữ K1 như hiện tại</w:t>
+              <w:t xml:space="preserve">6</w:t>
+            </w:r>
+          </w:p>
+        </w:tc>
+        <w:tc>
+          <w:tcPr>
+            <w:tcW w:type="dxa" w:w="700"/>
+            <w:tcBorders>
+              <w:top w:val="single" w:color="808080" w:sz="4"/>
+              <w:left w:val="single" w:color="808080" w:sz="4"/>
+              <w:bottom w:val="single" w:color="808080" w:sz="4"/>
+              <w:right w:val="single" w:color="808080" w:sz="4"/>
+            </w:tcBorders>
+            <w:tcMar>
+              <w:top w:type="dxa" w:w="60"/>
+              <w:left w:type="dxa" w:w="100"/>
+              <w:bottom w:type="dxa" w:w="60"/>
+              <w:right w:type="dxa" w:w="100"/>
+            </w:tcMar>
+          </w:tcPr>
+          <w:p>
+            <w:pPr>
+              <w:spacing w:before="0" w:after="0"/>
+            </w:pPr>
+            <w:r>
+              <w:rPr>
+                <w:rFonts w:ascii="Arial" w:cs="Arial" w:eastAsia="Arial" w:hAnsi="Arial"/>
+                <w:sz w:val="21"/>
+                <w:szCs w:val="21"/>
+              </w:rPr>
+              <w:t xml:space="preserve">1</w:t>
+            </w:r>
+          </w:p>
+        </w:tc>
+        <w:tc>
+          <w:tcPr>
+            <w:tcW w:type="dxa" w:w="3182"/>
+            <w:tcBorders>
+              <w:top w:val="single" w:color="808080" w:sz="4"/>
+              <w:left w:val="single" w:color="808080" w:sz="4"/>
+              <w:bottom w:val="single" w:color="808080" w:sz="4"/>
+              <w:right w:val="single" w:color="808080" w:sz="4"/>
+            </w:tcBorders>
+            <w:tcMar>
+              <w:top w:type="dxa" w:w="60"/>
+              <w:left w:type="dxa" w:w="100"/>
+              <w:bottom w:type="dxa" w:w="60"/>
+              <w:right w:type="dxa" w:w="100"/>
+            </w:tcMar>
+          </w:tcPr>
+          <w:p>
+            <w:pPr>
+              <w:spacing w:before="0" w:after="0"/>
+            </w:pPr>
+            <w:r>
+              <w:rPr>
+                <w:rFonts w:ascii="Arial" w:cs="Arial" w:eastAsia="Arial" w:hAnsi="Arial"/>
+                <w:sz w:val="21"/>
+                <w:szCs w:val="21"/>
+              </w:rPr>
+              <w:t xml:space="preserve">BN cũ K1 trước đây đúng tuyến nhờ khu vực</w:t>
+            </w:r>
+          </w:p>
+        </w:tc>
+        <w:tc>
+          <w:tcPr>
+            <w:tcW w:type="dxa" w:w="2500"/>
+            <w:tcBorders>
+              <w:top w:val="single" w:color="808080" w:sz="4"/>
+              <w:left w:val="single" w:color="808080" w:sz="4"/>
+              <w:bottom w:val="single" w:color="808080" w:sz="4"/>
+              <w:right w:val="single" w:color="808080" w:sz="4"/>
+            </w:tcBorders>
+            <w:tcMar>
+              <w:top w:type="dxa" w:w="60"/>
+              <w:left w:type="dxa" w:w="100"/>
+              <w:bottom w:type="dxa" w:w="60"/>
+              <w:right w:type="dxa" w:w="100"/>
+            </w:tcMar>
+          </w:tcPr>
+          <w:p>
+            <w:pPr>
+              <w:spacing w:before="0" w:after="0"/>
+            </w:pPr>
+            <w:r>
+              <w:rPr>
+                <w:rFonts w:ascii="Arial" w:cs="Arial" w:eastAsia="Arial" w:hAnsi="Arial"/>
+                <w:sz w:val="21"/>
+                <w:szCs w:val="21"/>
+              </w:rPr>
+              <w:t xml:space="preserve">Kiểm tra thẻ (không có maKV)</w:t>
+            </w:r>
+          </w:p>
+        </w:tc>
+        <w:tc>
+          <w:tcPr>
+            <w:tcW w:type="dxa" w:w="2556"/>
+            <w:tcBorders>
+              <w:top w:val="single" w:color="808080" w:sz="4"/>
+              <w:left w:val="single" w:color="808080" w:sz="4"/>
+              <w:bottom w:val="single" w:color="808080" w:sz="4"/>
+              <w:right w:val="single" w:color="808080" w:sz="4"/>
+            </w:tcBorders>
+            <w:tcMar>
+              <w:top w:type="dxa" w:w="60"/>
+              <w:left w:type="dxa" w:w="100"/>
+              <w:bottom w:type="dxa" w:w="60"/>
+              <w:right w:type="dxa" w:w="100"/>
+            </w:tcMar>
+          </w:tcPr>
+          <w:p>
+            <w:pPr>
+              <w:spacing w:before="0" w:after="0"/>
+            </w:pPr>
+            <w:r>
+              <w:rPr>
+                <w:rFonts w:ascii="Arial" w:cs="Arial" w:eastAsia="Arial" w:hAnsi="Arial"/>
+                <w:sz w:val="21"/>
+                <w:szCs w:val="21"/>
+              </w:rPr>
+              <w:t xml:space="preserve">Tuyến được tính lại theo nơi ĐKBĐ; kiểm tra mức hưởng</w:t>
             </w:r>
           </w:p>
         </w:tc>
@@ -8959,127 +9851,127 @@
                 <w:sz w:val="21"/>
                 <w:szCs w:val="21"/>
               </w:rPr>
-              <w:t xml:space="preserve">10</w:t>
-            </w:r>
-          </w:p>
-        </w:tc>
-        <w:tc>
-          <w:tcPr>
-            <w:tcW w:type="dxa" w:w="790"/>
-            <w:tcBorders>
-              <w:top w:val="single" w:color="808080" w:sz="4"/>
-              <w:left w:val="single" w:color="808080" w:sz="4"/>
-              <w:bottom w:val="single" w:color="808080" w:sz="4"/>
-              <w:right w:val="single" w:color="808080" w:sz="4"/>
-            </w:tcBorders>
-            <w:tcMar>
-              <w:top w:type="dxa" w:w="60"/>
-              <w:left w:type="dxa" w:w="100"/>
-              <w:bottom w:type="dxa" w:w="60"/>
-              <w:right w:type="dxa" w:w="100"/>
-            </w:tcMar>
-          </w:tcPr>
-          <w:p>
-            <w:pPr>
-              <w:spacing w:before="0" w:after="0"/>
-            </w:pPr>
-            <w:r>
-              <w:rPr>
-                <w:rFonts w:ascii="Arial" w:cs="Arial" w:eastAsia="Arial" w:hAnsi="Arial"/>
-                <w:sz w:val="21"/>
-                <w:szCs w:val="21"/>
-              </w:rPr>
-              <w:t xml:space="preserve">Chưa INSERT key</w:t>
-            </w:r>
-          </w:p>
-        </w:tc>
-        <w:tc>
-          <w:tcPr>
-            <w:tcW w:type="dxa" w:w="2264"/>
-            <w:tcBorders>
-              <w:top w:val="single" w:color="808080" w:sz="4"/>
-              <w:left w:val="single" w:color="808080" w:sz="4"/>
-              <w:bottom w:val="single" w:color="808080" w:sz="4"/>
-              <w:right w:val="single" w:color="808080" w:sz="4"/>
-            </w:tcBorders>
-            <w:tcMar>
-              <w:top w:type="dxa" w:w="60"/>
-              <w:left w:type="dxa" w:w="100"/>
-              <w:bottom w:type="dxa" w:w="60"/>
-              <w:right w:type="dxa" w:w="100"/>
-            </w:tcMar>
-          </w:tcPr>
-          <w:p>
-            <w:pPr>
-              <w:spacing w:before="0" w:after="0"/>
-            </w:pPr>
-            <w:r>
-              <w:rPr>
-                <w:rFonts w:ascii="Arial" w:cs="Arial" w:eastAsia="Arial" w:hAnsi="Arial"/>
-                <w:sz w:val="21"/>
-                <w:szCs w:val="21"/>
-              </w:rPr>
-              <w:t xml:space="preserve">Như TC9</w:t>
-            </w:r>
-          </w:p>
-        </w:tc>
-        <w:tc>
-          <w:tcPr>
-            <w:tcW w:type="dxa" w:w="2896"/>
-            <w:tcBorders>
-              <w:top w:val="single" w:color="808080" w:sz="4"/>
-              <w:left w:val="single" w:color="808080" w:sz="4"/>
-              <w:bottom w:val="single" w:color="808080" w:sz="4"/>
-              <w:right w:val="single" w:color="808080" w:sz="4"/>
-            </w:tcBorders>
-            <w:tcMar>
-              <w:top w:type="dxa" w:w="60"/>
-              <w:left w:type="dxa" w:w="100"/>
-              <w:bottom w:type="dxa" w:w="60"/>
-              <w:right w:type="dxa" w:w="100"/>
-            </w:tcMar>
-          </w:tcPr>
-          <w:p>
-            <w:pPr>
-              <w:spacing w:before="0" w:after="0"/>
-            </w:pPr>
-            <w:r>
-              <w:rPr>
-                <w:rFonts w:ascii="Arial" w:cs="Arial" w:eastAsia="Arial" w:hAnsi="Arial"/>
-                <w:sz w:val="21"/>
-                <w:szCs w:val="21"/>
-              </w:rPr>
-              <w:t xml:space="preserve">Như TC9</w:t>
-            </w:r>
-          </w:p>
-        </w:tc>
-        <w:tc>
-          <w:tcPr>
-            <w:tcW w:type="dxa" w:w="2988"/>
-            <w:tcBorders>
-              <w:top w:val="single" w:color="808080" w:sz="4"/>
-              <w:left w:val="single" w:color="808080" w:sz="4"/>
-              <w:bottom w:val="single" w:color="808080" w:sz="4"/>
-              <w:right w:val="single" w:color="808080" w:sz="4"/>
-            </w:tcBorders>
-            <w:tcMar>
-              <w:top w:type="dxa" w:w="60"/>
-              <w:left w:type="dxa" w:w="100"/>
-              <w:bottom w:type="dxa" w:w="60"/>
-              <w:right w:type="dxa" w:w="100"/>
-            </w:tcMar>
-          </w:tcPr>
-          <w:p>
-            <w:pPr>
-              <w:spacing w:before="0" w:after="0"/>
-            </w:pPr>
-            <w:r>
-              <w:rPr>
-                <w:rFonts w:ascii="Arial" w:cs="Arial" w:eastAsia="Arial" w:hAnsi="Arial"/>
-                <w:sz w:val="21"/>
-                <w:szCs w:val="21"/>
-              </w:rPr>
-              <w:t xml:space="preserve">Giữ K1 như hiện tại</w:t>
+              <w:t xml:space="preserve">7</w:t>
+            </w:r>
+          </w:p>
+        </w:tc>
+        <w:tc>
+          <w:tcPr>
+            <w:tcW w:type="dxa" w:w="700"/>
+            <w:tcBorders>
+              <w:top w:val="single" w:color="808080" w:sz="4"/>
+              <w:left w:val="single" w:color="808080" w:sz="4"/>
+              <w:bottom w:val="single" w:color="808080" w:sz="4"/>
+              <w:right w:val="single" w:color="808080" w:sz="4"/>
+            </w:tcBorders>
+            <w:tcMar>
+              <w:top w:type="dxa" w:w="60"/>
+              <w:left w:type="dxa" w:w="100"/>
+              <w:bottom w:type="dxa" w:w="60"/>
+              <w:right w:type="dxa" w:w="100"/>
+            </w:tcMar>
+          </w:tcPr>
+          <w:p>
+            <w:pPr>
+              <w:spacing w:before="0" w:after="0"/>
+            </w:pPr>
+            <w:r>
+              <w:rPr>
+                <w:rFonts w:ascii="Arial" w:cs="Arial" w:eastAsia="Arial" w:hAnsi="Arial"/>
+                <w:sz w:val="21"/>
+                <w:szCs w:val="21"/>
+              </w:rPr>
+              <w:t xml:space="preserve">1</w:t>
+            </w:r>
+          </w:p>
+        </w:tc>
+        <w:tc>
+          <w:tcPr>
+            <w:tcW w:type="dxa" w:w="3182"/>
+            <w:tcBorders>
+              <w:top w:val="single" w:color="808080" w:sz="4"/>
+              <w:left w:val="single" w:color="808080" w:sz="4"/>
+              <w:bottom w:val="single" w:color="808080" w:sz="4"/>
+              <w:right w:val="single" w:color="808080" w:sz="4"/>
+            </w:tcBorders>
+            <w:tcMar>
+              <w:top w:type="dxa" w:w="60"/>
+              <w:left w:type="dxa" w:w="100"/>
+              <w:bottom w:type="dxa" w:w="60"/>
+              <w:right w:type="dxa" w:w="100"/>
+            </w:tcMar>
+          </w:tcPr>
+          <w:p>
+            <w:pPr>
+              <w:spacing w:before="0" w:after="0"/>
+            </w:pPr>
+            <w:r>
+              <w:rPr>
+                <w:rFonts w:ascii="Arial" w:cs="Arial" w:eastAsia="Arial" w:hAnsi="Arial"/>
+                <w:sz w:val="21"/>
+                <w:szCs w:val="21"/>
+              </w:rPr>
+              <w:t xml:space="preserve">BN cũ K1</w:t>
+            </w:r>
+          </w:p>
+        </w:tc>
+        <w:tc>
+          <w:tcPr>
+            <w:tcW w:type="dxa" w:w="2500"/>
+            <w:tcBorders>
+              <w:top w:val="single" w:color="808080" w:sz="4"/>
+              <w:left w:val="single" w:color="808080" w:sz="4"/>
+              <w:bottom w:val="single" w:color="808080" w:sz="4"/>
+              <w:right w:val="single" w:color="808080" w:sz="4"/>
+            </w:tcBorders>
+            <w:tcMar>
+              <w:top w:type="dxa" w:w="60"/>
+              <w:left w:type="dxa" w:w="100"/>
+              <w:bottom w:type="dxa" w:w="60"/>
+              <w:right w:type="dxa" w:w="100"/>
+            </w:tcMar>
+          </w:tcPr>
+          <w:p>
+            <w:pPr>
+              <w:spacing w:before="0" w:after="0"/>
+            </w:pPr>
+            <w:r>
+              <w:rPr>
+                <w:rFonts w:ascii="Arial" w:cs="Arial" w:eastAsia="Arial" w:hAnsi="Arial"/>
+                <w:sz w:val="21"/>
+                <w:szCs w:val="21"/>
+              </w:rPr>
+              <w:t xml:space="preserve">Quét QR thẻ BHYT / quét CCCD / tự chuyển đối tượng BHYT</w:t>
+            </w:r>
+          </w:p>
+        </w:tc>
+        <w:tc>
+          <w:tcPr>
+            <w:tcW w:type="dxa" w:w="2556"/>
+            <w:tcBorders>
+              <w:top w:val="single" w:color="808080" w:sz="4"/>
+              <w:left w:val="single" w:color="808080" w:sz="4"/>
+              <w:bottom w:val="single" w:color="808080" w:sz="4"/>
+              <w:right w:val="single" w:color="808080" w:sz="4"/>
+            </w:tcBorders>
+            <w:tcMar>
+              <w:top w:type="dxa" w:w="60"/>
+              <w:left w:type="dxa" w:w="100"/>
+              <w:bottom w:type="dxa" w:w="60"/>
+              <w:right w:type="dxa" w:w="100"/>
+            </w:tcMar>
+          </w:tcPr>
+          <w:p>
+            <w:pPr>
+              <w:spacing w:before="0" w:after="0"/>
+            </w:pPr>
+            <w:r>
+              <w:rPr>
+                <w:rFonts w:ascii="Arial" w:cs="Arial" w:eastAsia="Arial" w:hAnsi="Arial"/>
+                <w:sz w:val="21"/>
+                <w:szCs w:val="21"/>
+              </w:rPr>
+              <w:t xml:space="preserve">Như TC1</w:t>
             </w:r>
           </w:p>
         </w:tc>
@@ -9111,13 +10003,469 @@
                 <w:sz w:val="21"/>
                 <w:szCs w:val="21"/>
               </w:rPr>
+              <w:t xml:space="preserve">8</w:t>
+            </w:r>
+          </w:p>
+        </w:tc>
+        <w:tc>
+          <w:tcPr>
+            <w:tcW w:type="dxa" w:w="700"/>
+            <w:tcBorders>
+              <w:top w:val="single" w:color="808080" w:sz="4"/>
+              <w:left w:val="single" w:color="808080" w:sz="4"/>
+              <w:bottom w:val="single" w:color="808080" w:sz="4"/>
+              <w:right w:val="single" w:color="808080" w:sz="4"/>
+            </w:tcBorders>
+            <w:tcMar>
+              <w:top w:type="dxa" w:w="60"/>
+              <w:left w:type="dxa" w:w="100"/>
+              <w:bottom w:type="dxa" w:w="60"/>
+              <w:right w:type="dxa" w:w="100"/>
+            </w:tcMar>
+          </w:tcPr>
+          <w:p>
+            <w:pPr>
+              <w:spacing w:before="0" w:after="0"/>
+            </w:pPr>
+            <w:r>
+              <w:rPr>
+                <w:rFonts w:ascii="Arial" w:cs="Arial" w:eastAsia="Arial" w:hAnsi="Arial"/>
+                <w:sz w:val="21"/>
+                <w:szCs w:val="21"/>
+              </w:rPr>
+              <w:t xml:space="preserve">1</w:t>
+            </w:r>
+          </w:p>
+        </w:tc>
+        <w:tc>
+          <w:tcPr>
+            <w:tcW w:type="dxa" w:w="3182"/>
+            <w:tcBorders>
+              <w:top w:val="single" w:color="808080" w:sz="4"/>
+              <w:left w:val="single" w:color="808080" w:sz="4"/>
+              <w:bottom w:val="single" w:color="808080" w:sz="4"/>
+              <w:right w:val="single" w:color="808080" w:sz="4"/>
+            </w:tcBorders>
+            <w:tcMar>
+              <w:top w:type="dxa" w:w="60"/>
+              <w:left w:type="dxa" w:w="100"/>
+              <w:bottom w:type="dxa" w:w="60"/>
+              <w:right w:type="dxa" w:w="100"/>
+            </w:tcMar>
+          </w:tcPr>
+          <w:p>
+            <w:pPr>
+              <w:spacing w:before="0" w:after="0"/>
+            </w:pPr>
+            <w:r>
+              <w:rPr>
+                <w:rFonts w:ascii="Arial" w:cs="Arial" w:eastAsia="Arial" w:hAnsi="Arial"/>
+                <w:sz w:val="21"/>
+                <w:szCs w:val="21"/>
+              </w:rPr>
+              <w:t xml:space="preserve">Đối tượng Viện phí (không dùng thẻ)</w:t>
+            </w:r>
+          </w:p>
+        </w:tc>
+        <w:tc>
+          <w:tcPr>
+            <w:tcW w:type="dxa" w:w="2500"/>
+            <w:tcBorders>
+              <w:top w:val="single" w:color="808080" w:sz="4"/>
+              <w:left w:val="single" w:color="808080" w:sz="4"/>
+              <w:bottom w:val="single" w:color="808080" w:sz="4"/>
+              <w:right w:val="single" w:color="808080" w:sz="4"/>
+            </w:tcBorders>
+            <w:tcMar>
+              <w:top w:type="dxa" w:w="60"/>
+              <w:left w:type="dxa" w:w="100"/>
+              <w:bottom w:type="dxa" w:w="60"/>
+              <w:right w:type="dxa" w:w="100"/>
+            </w:tcMar>
+          </w:tcPr>
+          <w:p>
+            <w:pPr>
+              <w:spacing w:before="0" w:after="0"/>
+            </w:pPr>
+            <w:r>
+              <w:rPr>
+                <w:rFonts w:ascii="Arial" w:cs="Arial" w:eastAsia="Arial" w:hAnsi="Arial"/>
+                <w:sz w:val="21"/>
+                <w:szCs w:val="21"/>
+              </w:rPr>
+              <w:t xml:space="preserve">Tìm BN</w:t>
+            </w:r>
+          </w:p>
+        </w:tc>
+        <w:tc>
+          <w:tcPr>
+            <w:tcW w:type="dxa" w:w="2556"/>
+            <w:tcBorders>
+              <w:top w:val="single" w:color="808080" w:sz="4"/>
+              <w:left w:val="single" w:color="808080" w:sz="4"/>
+              <w:bottom w:val="single" w:color="808080" w:sz="4"/>
+              <w:right w:val="single" w:color="808080" w:sz="4"/>
+            </w:tcBorders>
+            <w:tcMar>
+              <w:top w:type="dxa" w:w="60"/>
+              <w:left w:type="dxa" w:w="100"/>
+              <w:bottom w:type="dxa" w:w="60"/>
+              <w:right w:type="dxa" w:w="100"/>
+            </w:tcMar>
+          </w:tcPr>
+          <w:p>
+            <w:pPr>
+              <w:spacing w:before="0" w:after="0"/>
+            </w:pPr>
+            <w:r>
+              <w:rPr>
+                <w:rFonts w:ascii="Arial" w:cs="Arial" w:eastAsia="Arial" w:hAnsi="Arial"/>
+                <w:sz w:val="21"/>
+                <w:szCs w:val="21"/>
+              </w:rPr>
+              <w:t xml:space="preserve">Không xử lý khu vực</w:t>
+            </w:r>
+          </w:p>
+        </w:tc>
+      </w:tr>
+      <w:tr>
+        <w:tc>
+          <w:tcPr>
+            <w:tcW w:type="dxa" w:w="700"/>
+            <w:tcBorders>
+              <w:top w:val="single" w:color="808080" w:sz="4"/>
+              <w:left w:val="single" w:color="808080" w:sz="4"/>
+              <w:bottom w:val="single" w:color="808080" w:sz="4"/>
+              <w:right w:val="single" w:color="808080" w:sz="4"/>
+            </w:tcBorders>
+            <w:tcMar>
+              <w:top w:type="dxa" w:w="60"/>
+              <w:left w:type="dxa" w:w="100"/>
+              <w:bottom w:type="dxa" w:w="60"/>
+              <w:right w:type="dxa" w:w="100"/>
+            </w:tcMar>
+          </w:tcPr>
+          <w:p>
+            <w:pPr>
+              <w:spacing w:before="0" w:after="0"/>
+            </w:pPr>
+            <w:r>
+              <w:rPr>
+                <w:rFonts w:ascii="Arial" w:cs="Arial" w:eastAsia="Arial" w:hAnsi="Arial"/>
+                <w:sz w:val="21"/>
+                <w:szCs w:val="21"/>
+              </w:rPr>
+              <w:t xml:space="preserve">9</w:t>
+            </w:r>
+          </w:p>
+        </w:tc>
+        <w:tc>
+          <w:tcPr>
+            <w:tcW w:type="dxa" w:w="700"/>
+            <w:tcBorders>
+              <w:top w:val="single" w:color="808080" w:sz="4"/>
+              <w:left w:val="single" w:color="808080" w:sz="4"/>
+              <w:bottom w:val="single" w:color="808080" w:sz="4"/>
+              <w:right w:val="single" w:color="808080" w:sz="4"/>
+            </w:tcBorders>
+            <w:tcMar>
+              <w:top w:type="dxa" w:w="60"/>
+              <w:left w:type="dxa" w:w="100"/>
+              <w:bottom w:type="dxa" w:w="60"/>
+              <w:right w:type="dxa" w:w="100"/>
+            </w:tcMar>
+          </w:tcPr>
+          <w:p>
+            <w:pPr>
+              <w:spacing w:before="0" w:after="0"/>
+            </w:pPr>
+            <w:r>
+              <w:rPr>
+                <w:rFonts w:ascii="Arial" w:cs="Arial" w:eastAsia="Arial" w:hAnsi="Arial"/>
+                <w:sz w:val="21"/>
+                <w:szCs w:val="21"/>
+              </w:rPr>
+              <w:t xml:space="preserve">0</w:t>
+            </w:r>
+          </w:p>
+        </w:tc>
+        <w:tc>
+          <w:tcPr>
+            <w:tcW w:type="dxa" w:w="3182"/>
+            <w:tcBorders>
+              <w:top w:val="single" w:color="808080" w:sz="4"/>
+              <w:left w:val="single" w:color="808080" w:sz="4"/>
+              <w:bottom w:val="single" w:color="808080" w:sz="4"/>
+              <w:right w:val="single" w:color="808080" w:sz="4"/>
+            </w:tcBorders>
+            <w:tcMar>
+              <w:top w:type="dxa" w:w="60"/>
+              <w:left w:type="dxa" w:w="100"/>
+              <w:bottom w:type="dxa" w:w="60"/>
+              <w:right w:type="dxa" w:w="100"/>
+            </w:tcMar>
+          </w:tcPr>
+          <w:p>
+            <w:pPr>
+              <w:spacing w:before="0" w:after="0"/>
+            </w:pPr>
+            <w:r>
+              <w:rPr>
+                <w:rFonts w:ascii="Arial" w:cs="Arial" w:eastAsia="Arial" w:hAnsi="Arial"/>
+                <w:sz w:val="21"/>
+                <w:szCs w:val="21"/>
+              </w:rPr>
+              <w:t xml:space="preserve">BN cũ K1, thẻ không có khu vực</w:t>
+            </w:r>
+          </w:p>
+        </w:tc>
+        <w:tc>
+          <w:tcPr>
+            <w:tcW w:type="dxa" w:w="2500"/>
+            <w:tcBorders>
+              <w:top w:val="single" w:color="808080" w:sz="4"/>
+              <w:left w:val="single" w:color="808080" w:sz="4"/>
+              <w:bottom w:val="single" w:color="808080" w:sz="4"/>
+              <w:right w:val="single" w:color="808080" w:sz="4"/>
+            </w:tcBorders>
+            <w:tcMar>
+              <w:top w:type="dxa" w:w="60"/>
+              <w:left w:type="dxa" w:w="100"/>
+              <w:bottom w:type="dxa" w:w="60"/>
+              <w:right w:type="dxa" w:w="100"/>
+            </w:tcMar>
+          </w:tcPr>
+          <w:p>
+            <w:pPr>
+              <w:spacing w:before="0" w:after="0"/>
+            </w:pPr>
+            <w:r>
+              <w:rPr>
+                <w:rFonts w:ascii="Arial" w:cs="Arial" w:eastAsia="Arial" w:hAnsi="Arial"/>
+                <w:sz w:val="21"/>
+                <w:szCs w:val="21"/>
+              </w:rPr>
+              <w:t xml:space="preserve">Kiểm tra thẻ + Lưu</w:t>
+            </w:r>
+          </w:p>
+        </w:tc>
+        <w:tc>
+          <w:tcPr>
+            <w:tcW w:type="dxa" w:w="2556"/>
+            <w:tcBorders>
+              <w:top w:val="single" w:color="808080" w:sz="4"/>
+              <w:left w:val="single" w:color="808080" w:sz="4"/>
+              <w:bottom w:val="single" w:color="808080" w:sz="4"/>
+              <w:right w:val="single" w:color="808080" w:sz="4"/>
+            </w:tcBorders>
+            <w:tcMar>
+              <w:top w:type="dxa" w:w="60"/>
+              <w:left w:type="dxa" w:w="100"/>
+              <w:bottom w:type="dxa" w:w="60"/>
+              <w:right w:type="dxa" w:w="100"/>
+            </w:tcMar>
+          </w:tcPr>
+          <w:p>
+            <w:pPr>
+              <w:spacing w:before="0" w:after="0"/>
+            </w:pPr>
+            <w:r>
+              <w:rPr>
+                <w:rFonts w:ascii="Arial" w:cs="Arial" w:eastAsia="Arial" w:hAnsi="Arial"/>
+                <w:sz w:val="21"/>
+                <w:szCs w:val="21"/>
+              </w:rPr>
+              <w:t xml:space="preserve">Giữ K1 như hiện tại</w:t>
+            </w:r>
+          </w:p>
+        </w:tc>
+      </w:tr>
+      <w:tr>
+        <w:tc>
+          <w:tcPr>
+            <w:tcW w:type="dxa" w:w="700"/>
+            <w:tcBorders>
+              <w:top w:val="single" w:color="808080" w:sz="4"/>
+              <w:left w:val="single" w:color="808080" w:sz="4"/>
+              <w:bottom w:val="single" w:color="808080" w:sz="4"/>
+              <w:right w:val="single" w:color="808080" w:sz="4"/>
+            </w:tcBorders>
+            <w:tcMar>
+              <w:top w:type="dxa" w:w="60"/>
+              <w:left w:type="dxa" w:w="100"/>
+              <w:bottom w:type="dxa" w:w="60"/>
+              <w:right w:type="dxa" w:w="100"/>
+            </w:tcMar>
+          </w:tcPr>
+          <w:p>
+            <w:pPr>
+              <w:spacing w:before="0" w:after="0"/>
+            </w:pPr>
+            <w:r>
+              <w:rPr>
+                <w:rFonts w:ascii="Arial" w:cs="Arial" w:eastAsia="Arial" w:hAnsi="Arial"/>
+                <w:sz w:val="21"/>
+                <w:szCs w:val="21"/>
+              </w:rPr>
+              <w:t xml:space="preserve">10</w:t>
+            </w:r>
+          </w:p>
+        </w:tc>
+        <w:tc>
+          <w:tcPr>
+            <w:tcW w:type="dxa" w:w="700"/>
+            <w:tcBorders>
+              <w:top w:val="single" w:color="808080" w:sz="4"/>
+              <w:left w:val="single" w:color="808080" w:sz="4"/>
+              <w:bottom w:val="single" w:color="808080" w:sz="4"/>
+              <w:right w:val="single" w:color="808080" w:sz="4"/>
+            </w:tcBorders>
+            <w:tcMar>
+              <w:top w:type="dxa" w:w="60"/>
+              <w:left w:type="dxa" w:w="100"/>
+              <w:bottom w:type="dxa" w:w="60"/>
+              <w:right w:type="dxa" w:w="100"/>
+            </w:tcMar>
+          </w:tcPr>
+          <w:p>
+            <w:pPr>
+              <w:spacing w:before="0" w:after="0"/>
+            </w:pPr>
+            <w:r>
+              <w:rPr>
+                <w:rFonts w:ascii="Arial" w:cs="Arial" w:eastAsia="Arial" w:hAnsi="Arial"/>
+                <w:sz w:val="21"/>
+                <w:szCs w:val="21"/>
+              </w:rPr>
+              <w:t xml:space="preserve">Chưa INSERT key</w:t>
+            </w:r>
+          </w:p>
+        </w:tc>
+        <w:tc>
+          <w:tcPr>
+            <w:tcW w:type="dxa" w:w="3182"/>
+            <w:tcBorders>
+              <w:top w:val="single" w:color="808080" w:sz="4"/>
+              <w:left w:val="single" w:color="808080" w:sz="4"/>
+              <w:bottom w:val="single" w:color="808080" w:sz="4"/>
+              <w:right w:val="single" w:color="808080" w:sz="4"/>
+            </w:tcBorders>
+            <w:tcMar>
+              <w:top w:type="dxa" w:w="60"/>
+              <w:left w:type="dxa" w:w="100"/>
+              <w:bottom w:type="dxa" w:w="60"/>
+              <w:right w:type="dxa" w:w="100"/>
+            </w:tcMar>
+          </w:tcPr>
+          <w:p>
+            <w:pPr>
+              <w:spacing w:before="0" w:after="0"/>
+            </w:pPr>
+            <w:r>
+              <w:rPr>
+                <w:rFonts w:ascii="Arial" w:cs="Arial" w:eastAsia="Arial" w:hAnsi="Arial"/>
+                <w:sz w:val="21"/>
+                <w:szCs w:val="21"/>
+              </w:rPr>
+              <w:t xml:space="preserve">Như TC9</w:t>
+            </w:r>
+          </w:p>
+        </w:tc>
+        <w:tc>
+          <w:tcPr>
+            <w:tcW w:type="dxa" w:w="2500"/>
+            <w:tcBorders>
+              <w:top w:val="single" w:color="808080" w:sz="4"/>
+              <w:left w:val="single" w:color="808080" w:sz="4"/>
+              <w:bottom w:val="single" w:color="808080" w:sz="4"/>
+              <w:right w:val="single" w:color="808080" w:sz="4"/>
+            </w:tcBorders>
+            <w:tcMar>
+              <w:top w:type="dxa" w:w="60"/>
+              <w:left w:type="dxa" w:w="100"/>
+              <w:bottom w:type="dxa" w:w="60"/>
+              <w:right w:type="dxa" w:w="100"/>
+            </w:tcMar>
+          </w:tcPr>
+          <w:p>
+            <w:pPr>
+              <w:spacing w:before="0" w:after="0"/>
+            </w:pPr>
+            <w:r>
+              <w:rPr>
+                <w:rFonts w:ascii="Arial" w:cs="Arial" w:eastAsia="Arial" w:hAnsi="Arial"/>
+                <w:sz w:val="21"/>
+                <w:szCs w:val="21"/>
+              </w:rPr>
+              <w:t xml:space="preserve">Như TC9</w:t>
+            </w:r>
+          </w:p>
+        </w:tc>
+        <w:tc>
+          <w:tcPr>
+            <w:tcW w:type="dxa" w:w="2556"/>
+            <w:tcBorders>
+              <w:top w:val="single" w:color="808080" w:sz="4"/>
+              <w:left w:val="single" w:color="808080" w:sz="4"/>
+              <w:bottom w:val="single" w:color="808080" w:sz="4"/>
+              <w:right w:val="single" w:color="808080" w:sz="4"/>
+            </w:tcBorders>
+            <w:tcMar>
+              <w:top w:type="dxa" w:w="60"/>
+              <w:left w:type="dxa" w:w="100"/>
+              <w:bottom w:type="dxa" w:w="60"/>
+              <w:right w:type="dxa" w:w="100"/>
+            </w:tcMar>
+          </w:tcPr>
+          <w:p>
+            <w:pPr>
+              <w:spacing w:before="0" w:after="0"/>
+            </w:pPr>
+            <w:r>
+              <w:rPr>
+                <w:rFonts w:ascii="Arial" w:cs="Arial" w:eastAsia="Arial" w:hAnsi="Arial"/>
+                <w:sz w:val="21"/>
+                <w:szCs w:val="21"/>
+              </w:rPr>
+              <w:t xml:space="preserve">Giữ K1 như hiện tại</w:t>
+            </w:r>
+          </w:p>
+        </w:tc>
+      </w:tr>
+      <w:tr>
+        <w:tc>
+          <w:tcPr>
+            <w:tcW w:type="dxa" w:w="700"/>
+            <w:tcBorders>
+              <w:top w:val="single" w:color="808080" w:sz="4"/>
+              <w:left w:val="single" w:color="808080" w:sz="4"/>
+              <w:bottom w:val="single" w:color="808080" w:sz="4"/>
+              <w:right w:val="single" w:color="808080" w:sz="4"/>
+            </w:tcBorders>
+            <w:tcMar>
+              <w:top w:type="dxa" w:w="60"/>
+              <w:left w:type="dxa" w:w="100"/>
+              <w:bottom w:type="dxa" w:w="60"/>
+              <w:right w:type="dxa" w:w="100"/>
+            </w:tcMar>
+          </w:tcPr>
+          <w:p>
+            <w:pPr>
+              <w:spacing w:before="0" w:after="0"/>
+            </w:pPr>
+            <w:r>
+              <w:rPr>
+                <w:rFonts w:ascii="Arial" w:cs="Arial" w:eastAsia="Arial" w:hAnsi="Arial"/>
+                <w:sz w:val="21"/>
+                <w:szCs w:val="21"/>
+              </w:rPr>
               <w:t xml:space="preserve">11</w:t>
             </w:r>
           </w:p>
         </w:tc>
         <w:tc>
           <w:tcPr>
-            <w:tcW w:type="dxa" w:w="790"/>
+            <w:tcW w:type="dxa" w:w="700"/>
             <w:tcBorders>
               <w:top w:val="single" w:color="808080" w:sz="4"/>
               <w:left w:val="single" w:color="808080" w:sz="4"/>
@@ -9147,7 +10495,7 @@
         </w:tc>
         <w:tc>
           <w:tcPr>
-            <w:tcW w:type="dxa" w:w="2264"/>
+            <w:tcW w:type="dxa" w:w="3182"/>
             <w:tcBorders>
               <w:top w:val="single" w:color="808080" w:sz="4"/>
               <w:left w:val="single" w:color="808080" w:sz="4"/>
@@ -9177,7 +10525,7 @@
         </w:tc>
         <w:tc>
           <w:tcPr>
-            <w:tcW w:type="dxa" w:w="2896"/>
+            <w:tcW w:type="dxa" w:w="2500"/>
             <w:tcBorders>
               <w:top w:val="single" w:color="808080" w:sz="4"/>
               <w:left w:val="single" w:color="808080" w:sz="4"/>
@@ -9207,7 +10555,7 @@
         </w:tc>
         <w:tc>
           <w:tcPr>
-            <w:tcW w:type="dxa" w:w="2988"/>
+            <w:tcW w:type="dxa" w:w="2556"/>
             <w:tcBorders>
               <w:top w:val="single" w:color="808080" w:sz="4"/>
               <w:left w:val="single" w:color="808080" w:sz="4"/>
